--- a/01_MiseEnService/02_BrasBeta_01_MiseEnService.docx
+++ b/01_MiseEnService/02_BrasBeta_01_MiseEnService.docx
@@ -1,6 +1,6 @@
 
 <file path=word/document.xml><?xml version="1.0" encoding="utf-8"?>
-<w:document xmlns:wpc="http://schemas.microsoft.com/office/word/2010/wordprocessingCanvas" xmlns:cx="http://schemas.microsoft.com/office/drawing/2014/chartex" xmlns:cx1="http://schemas.microsoft.com/office/drawing/2015/9/8/chartex" xmlns:cx2="http://schemas.microsoft.com/office/drawing/2015/10/21/chartex" xmlns:cx3="http://schemas.microsoft.com/office/drawing/2016/5/9/chartex" xmlns:cx4="http://schemas.microsoft.com/office/drawing/2016/5/10/chartex" xmlns:cx5="http://schemas.microsoft.com/office/drawing/2016/5/11/chartex" xmlns:cx6="http://schemas.microsoft.com/office/drawing/2016/5/12/chartex" xmlns:cx7="http://schemas.microsoft.com/office/drawing/2016/5/13/chartex" xmlns:cx8="http://schemas.microsoft.com/office/drawing/2016/5/14/chartex" xmlns:mc="http://schemas.openxmlformats.org/markup-compatibility/2006" xmlns:aink="http://schemas.microsoft.com/office/drawing/2016/ink" xmlns:am3d="http://schemas.microsoft.com/office/drawing/2017/model3d" xmlns:o="urn:schemas-microsoft-com:office:office" xmlns:oel="http://schemas.microsoft.com/office/2019/extlst" xmlns:r="http://schemas.openxmlformats.org/officeDocument/2006/relationships" xmlns:m="http://schemas.openxmlformats.org/officeDocument/2006/math" xmlns:v="urn:schemas-microsoft-com:vml" xmlns:wp14="http://schemas.microsoft.com/office/word/2010/wordprocessingDrawing" xmlns:wp="http://schemas.openxmlformats.org/drawingml/2006/wordprocessingDrawing" xmlns:w10="urn:schemas-microsoft-com:office:word" xmlns:w="http://schemas.openxmlformats.org/wordprocessingml/2006/main" xmlns:w14="http://schemas.microsoft.com/office/word/2010/wordml" xmlns:w15="http://schemas.microsoft.com/office/word/2012/wordml" xmlns:w16cex="http://schemas.microsoft.com/office/word/2018/wordml/cex" xmlns:w16cid="http://schemas.microsoft.com/office/word/2016/wordml/cid" xmlns:w16="http://schemas.microsoft.com/office/word/2018/wordml" xmlns:w16sdtdh="http://schemas.microsoft.com/office/word/2020/wordml/sdtdatahash" xmlns:w16se="http://schemas.microsoft.com/office/word/2015/wordml/symex" xmlns:wpg="http://schemas.microsoft.com/office/word/2010/wordprocessingGroup" xmlns:wpi="http://schemas.microsoft.com/office/word/2010/wordprocessingInk" xmlns:wne="http://schemas.microsoft.com/office/word/2006/wordml" xmlns:wps="http://schemas.microsoft.com/office/word/2010/wordprocessingShape" mc:Ignorable="w14 w15 w16se w16cid w16 w16cex w16sdtdh wp14">
+<w:document xmlns:wpc="http://schemas.microsoft.com/office/word/2010/wordprocessingCanvas" xmlns:cx="http://schemas.microsoft.com/office/drawing/2014/chartex" xmlns:cx1="http://schemas.microsoft.com/office/drawing/2015/9/8/chartex" xmlns:cx2="http://schemas.microsoft.com/office/drawing/2015/10/21/chartex" xmlns:cx3="http://schemas.microsoft.com/office/drawing/2016/5/9/chartex" xmlns:cx4="http://schemas.microsoft.com/office/drawing/2016/5/10/chartex" xmlns:cx5="http://schemas.microsoft.com/office/drawing/2016/5/11/chartex" xmlns:cx6="http://schemas.microsoft.com/office/drawing/2016/5/12/chartex" xmlns:cx7="http://schemas.microsoft.com/office/drawing/2016/5/13/chartex" xmlns:cx8="http://schemas.microsoft.com/office/drawing/2016/5/14/chartex" xmlns:mc="http://schemas.openxmlformats.org/markup-compatibility/2006" xmlns:aink="http://schemas.microsoft.com/office/drawing/2016/ink" xmlns:am3d="http://schemas.microsoft.com/office/drawing/2017/model3d" xmlns:o="urn:schemas-microsoft-com:office:office" xmlns:oel="http://schemas.microsoft.com/office/2019/extlst" xmlns:r="http://schemas.openxmlformats.org/officeDocument/2006/relationships" xmlns:m="http://schemas.openxmlformats.org/officeDocument/2006/math" xmlns:v="urn:schemas-microsoft-com:vml" xmlns:wp14="http://schemas.microsoft.com/office/word/2010/wordprocessingDrawing" xmlns:wp="http://schemas.openxmlformats.org/drawingml/2006/wordprocessingDrawing" xmlns:w10="urn:schemas-microsoft-com:office:word" xmlns:w="http://schemas.openxmlformats.org/wordprocessingml/2006/main" xmlns:w14="http://schemas.microsoft.com/office/word/2010/wordml" xmlns:w15="http://schemas.microsoft.com/office/word/2012/wordml" xmlns:w16cex="http://schemas.microsoft.com/office/word/2018/wordml/cex" xmlns:w16cid="http://schemas.microsoft.com/office/word/2016/wordml/cid" xmlns:w16="http://schemas.microsoft.com/office/word/2018/wordml" xmlns:w16du="http://schemas.microsoft.com/office/word/2023/wordml/word16du" xmlns:w16sdtdh="http://schemas.microsoft.com/office/word/2020/wordml/sdtdatahash" xmlns:w16sdtfl="http://schemas.microsoft.com/office/word/2024/wordml/sdtformatlock" xmlns:w16se="http://schemas.microsoft.com/office/word/2015/wordml/symex" xmlns:wpg="http://schemas.microsoft.com/office/word/2010/wordprocessingGroup" xmlns:wpi="http://schemas.microsoft.com/office/word/2010/wordprocessingInk" xmlns:wne="http://schemas.microsoft.com/office/word/2006/wordml" xmlns:wps="http://schemas.microsoft.com/office/word/2010/wordprocessingShape" mc:Ignorable="w14 w15 w16se w16cid w16 w16cex w16sdtdh w16sdtfl w16du wp14">
   <w:body>
     <w:p>
       <w:pPr>
@@ -37,7 +37,7 @@
       <w:tr>
         <w:trPr>
           <w:cantSplit/>
-          <w:trHeight w:val="1651"/>
+          <w:trHeight w:val="1134"/>
         </w:trPr>
         <w:tc>
           <w:tcPr>
@@ -82,17 +82,36 @@
                 <w:numId w:val="10"/>
               </w:numPr>
               <w:spacing w:line="240" w:lineRule="auto"/>
-              <w:jc w:val="left"/>
             </w:pPr>
             <w:r>
               <w:rPr>
                 <w:b/>
                 <w:bCs/>
               </w:rPr>
-              <w:t>D1-01 :</w:t>
-            </w:r>
-            <w:r>
-              <w:t xml:space="preserve"> Mettre en œuvre un système en suivant un protocole</w:t>
+              <w:t xml:space="preserve">SYS-04 : </w:t>
+            </w:r>
+            <w:r>
+              <w:t>Valider les performances d’un système vis-à-vis d’un cahier des charges.</w:t>
+            </w:r>
+          </w:p>
+          <w:p>
+            <w:pPr>
+              <w:pStyle w:val="Paragraphedeliste"/>
+              <w:numPr>
+                <w:ilvl w:val="0"/>
+                <w:numId w:val="10"/>
+              </w:numPr>
+              <w:spacing w:line="240" w:lineRule="auto"/>
+            </w:pPr>
+            <w:r>
+              <w:rPr>
+                <w:b/>
+                <w:bCs/>
+              </w:rPr>
+              <w:t xml:space="preserve">SYS-05 : </w:t>
+            </w:r>
+            <w:r>
+              <w:t>Analyser les résultats d’une simulation ou d’une expérimentation.</w:t>
             </w:r>
           </w:p>
           <w:p>
@@ -110,73 +129,10 @@
                 <w:b/>
                 <w:bCs/>
               </w:rPr>
-              <w:t>D2-01 :</w:t>
-            </w:r>
-            <w:r>
-              <w:t xml:space="preserve"> Choisir le protocole en fonction de l'objectif visé.</w:t>
-            </w:r>
-          </w:p>
-          <w:p>
-            <w:pPr>
-              <w:pStyle w:val="Paragraphedeliste"/>
-              <w:numPr>
-                <w:ilvl w:val="0"/>
-                <w:numId w:val="10"/>
-              </w:numPr>
-              <w:spacing w:line="240" w:lineRule="auto"/>
-              <w:jc w:val="left"/>
-            </w:pPr>
-            <w:r>
-              <w:rPr>
-                <w:b/>
-                <w:bCs/>
-              </w:rPr>
-              <w:t>D2-02 :</w:t>
-            </w:r>
-            <w:r>
-              <w:t xml:space="preserve"> Choisir les configurations matérielles et logicielles du système en fonction de l'objectif visé par l'expérimentation.</w:t>
-            </w:r>
-          </w:p>
-          <w:p>
-            <w:pPr>
-              <w:pStyle w:val="Paragraphedeliste"/>
-              <w:numPr>
-                <w:ilvl w:val="0"/>
-                <w:numId w:val="10"/>
-              </w:numPr>
-              <w:spacing w:line="240" w:lineRule="auto"/>
-              <w:jc w:val="left"/>
-            </w:pPr>
-            <w:r>
-              <w:rPr>
-                <w:b/>
-                <w:bCs/>
-              </w:rPr>
-              <w:t>D2-03 :</w:t>
-            </w:r>
-            <w:r>
-              <w:t xml:space="preserve"> Choisir les réglages du système en fonction de l'objectif visé par l'expérimentation.</w:t>
-            </w:r>
-          </w:p>
-          <w:p>
-            <w:pPr>
-              <w:pStyle w:val="Paragraphedeliste"/>
-              <w:numPr>
-                <w:ilvl w:val="0"/>
-                <w:numId w:val="10"/>
-              </w:numPr>
-              <w:spacing w:line="240" w:lineRule="auto"/>
-              <w:jc w:val="left"/>
-            </w:pPr>
-            <w:r>
-              <w:rPr>
-                <w:b/>
-                <w:bCs/>
-              </w:rPr>
-              <w:t>D2-04 :</w:t>
-            </w:r>
-            <w:r>
-              <w:t xml:space="preserve"> Choisir la grandeur physique à mesurer ou justifier son choix.</w:t>
+              <w:t xml:space="preserve">SYS-06 : </w:t>
+            </w:r>
+            <w:r>
+              <w:t>Mesurer et analyser une grandeur physique.</w:t>
             </w:r>
           </w:p>
         </w:tc>
@@ -575,7 +531,6 @@
       </w:tr>
     </w:tbl>
     <w:p/>
-    <w:p/>
     <w:tbl>
       <w:tblPr>
         <w:tblStyle w:val="Grilledutableau"/>
@@ -598,7 +553,7 @@
       <w:tr>
         <w:trPr>
           <w:cantSplit/>
-          <w:trHeight w:val="1651"/>
+          <w:trHeight w:val="1531"/>
         </w:trPr>
         <w:tc>
           <w:tcPr>
@@ -684,7 +639,6 @@
         </w:tc>
       </w:tr>
     </w:tbl>
-    <w:p/>
     <w:p/>
     <w:tbl>
       <w:tblPr>
@@ -872,32 +826,14 @@
         </w:tc>
       </w:tr>
     </w:tbl>
-    <w:p>
-      <w:pPr>
-        <w:sectPr>
-          <w:headerReference w:type="even" r:id="rId7"/>
-          <w:headerReference w:type="default" r:id="rId8"/>
-          <w:footerReference w:type="even" r:id="rId9"/>
-          <w:footerReference w:type="default" r:id="rId10"/>
-          <w:headerReference w:type="first" r:id="rId11"/>
-          <w:footerReference w:type="first" r:id="rId12"/>
-          <w:type w:val="continuous"/>
-          <w:pgSz w:w="11906" w:h="16838"/>
-          <w:pgMar w:top="1276" w:right="851" w:bottom="992" w:left="851" w:header="709" w:footer="266" w:gutter="0"/>
-          <w:cols w:space="708"/>
-          <w:titlePg/>
-          <w:docGrid w:linePitch="360"/>
-        </w:sectPr>
-      </w:pPr>
-    </w:p>
     <w:p/>
     <w:sectPr>
-      <w:headerReference w:type="even" r:id="rId13"/>
-      <w:headerReference w:type="default" r:id="rId14"/>
-      <w:footerReference w:type="even" r:id="rId15"/>
-      <w:footerReference w:type="default" r:id="rId16"/>
-      <w:headerReference w:type="first" r:id="rId17"/>
-      <w:footerReference w:type="first" r:id="rId18"/>
+      <w:headerReference w:type="even" r:id="rId7"/>
+      <w:headerReference w:type="default" r:id="rId8"/>
+      <w:footerReference w:type="even" r:id="rId9"/>
+      <w:footerReference w:type="default" r:id="rId10"/>
+      <w:headerReference w:type="first" r:id="rId11"/>
+      <w:footerReference w:type="first" r:id="rId12"/>
       <w:type w:val="continuous"/>
       <w:pgSz w:w="11906" w:h="16838"/>
       <w:pgMar w:top="1276" w:right="851" w:bottom="992" w:left="851" w:header="709" w:footer="266" w:gutter="0"/>
@@ -910,7 +846,7 @@
 </file>
 
 <file path=word/endnotes.xml><?xml version="1.0" encoding="utf-8"?>
-<w:endnotes xmlns:wpc="http://schemas.microsoft.com/office/word/2010/wordprocessingCanvas" xmlns:cx="http://schemas.microsoft.com/office/drawing/2014/chartex" xmlns:cx1="http://schemas.microsoft.com/office/drawing/2015/9/8/chartex" xmlns:cx2="http://schemas.microsoft.com/office/drawing/2015/10/21/chartex" xmlns:cx3="http://schemas.microsoft.com/office/drawing/2016/5/9/chartex" xmlns:cx4="http://schemas.microsoft.com/office/drawing/2016/5/10/chartex" xmlns:cx5="http://schemas.microsoft.com/office/drawing/2016/5/11/chartex" xmlns:cx6="http://schemas.microsoft.com/office/drawing/2016/5/12/chartex" xmlns:cx7="http://schemas.microsoft.com/office/drawing/2016/5/13/chartex" xmlns:cx8="http://schemas.microsoft.com/office/drawing/2016/5/14/chartex" xmlns:mc="http://schemas.openxmlformats.org/markup-compatibility/2006" xmlns:aink="http://schemas.microsoft.com/office/drawing/2016/ink" xmlns:am3d="http://schemas.microsoft.com/office/drawing/2017/model3d" xmlns:o="urn:schemas-microsoft-com:office:office" xmlns:oel="http://schemas.microsoft.com/office/2019/extlst" xmlns:r="http://schemas.openxmlformats.org/officeDocument/2006/relationships" xmlns:m="http://schemas.openxmlformats.org/officeDocument/2006/math" xmlns:v="urn:schemas-microsoft-com:vml" xmlns:wp14="http://schemas.microsoft.com/office/word/2010/wordprocessingDrawing" xmlns:wp="http://schemas.openxmlformats.org/drawingml/2006/wordprocessingDrawing" xmlns:w10="urn:schemas-microsoft-com:office:word" xmlns:w="http://schemas.openxmlformats.org/wordprocessingml/2006/main" xmlns:w14="http://schemas.microsoft.com/office/word/2010/wordml" xmlns:w15="http://schemas.microsoft.com/office/word/2012/wordml" xmlns:w16cex="http://schemas.microsoft.com/office/word/2018/wordml/cex" xmlns:w16cid="http://schemas.microsoft.com/office/word/2016/wordml/cid" xmlns:w16="http://schemas.microsoft.com/office/word/2018/wordml" xmlns:w16sdtdh="http://schemas.microsoft.com/office/word/2020/wordml/sdtdatahash" xmlns:w16se="http://schemas.microsoft.com/office/word/2015/wordml/symex" xmlns:wpg="http://schemas.microsoft.com/office/word/2010/wordprocessingGroup" xmlns:wpi="http://schemas.microsoft.com/office/word/2010/wordprocessingInk" xmlns:wne="http://schemas.microsoft.com/office/word/2006/wordml" xmlns:wps="http://schemas.microsoft.com/office/word/2010/wordprocessingShape" mc:Ignorable="w14 w15 w16se w16cid w16 w16cex w16sdtdh wp14">
+<w:endnotes xmlns:wpc="http://schemas.microsoft.com/office/word/2010/wordprocessingCanvas" xmlns:cx="http://schemas.microsoft.com/office/drawing/2014/chartex" xmlns:cx1="http://schemas.microsoft.com/office/drawing/2015/9/8/chartex" xmlns:cx2="http://schemas.microsoft.com/office/drawing/2015/10/21/chartex" xmlns:cx3="http://schemas.microsoft.com/office/drawing/2016/5/9/chartex" xmlns:cx4="http://schemas.microsoft.com/office/drawing/2016/5/10/chartex" xmlns:cx5="http://schemas.microsoft.com/office/drawing/2016/5/11/chartex" xmlns:cx6="http://schemas.microsoft.com/office/drawing/2016/5/12/chartex" xmlns:cx7="http://schemas.microsoft.com/office/drawing/2016/5/13/chartex" xmlns:cx8="http://schemas.microsoft.com/office/drawing/2016/5/14/chartex" xmlns:mc="http://schemas.openxmlformats.org/markup-compatibility/2006" xmlns:aink="http://schemas.microsoft.com/office/drawing/2016/ink" xmlns:am3d="http://schemas.microsoft.com/office/drawing/2017/model3d" xmlns:o="urn:schemas-microsoft-com:office:office" xmlns:oel="http://schemas.microsoft.com/office/2019/extlst" xmlns:r="http://schemas.openxmlformats.org/officeDocument/2006/relationships" xmlns:m="http://schemas.openxmlformats.org/officeDocument/2006/math" xmlns:v="urn:schemas-microsoft-com:vml" xmlns:wp14="http://schemas.microsoft.com/office/word/2010/wordprocessingDrawing" xmlns:wp="http://schemas.openxmlformats.org/drawingml/2006/wordprocessingDrawing" xmlns:w10="urn:schemas-microsoft-com:office:word" xmlns:w="http://schemas.openxmlformats.org/wordprocessingml/2006/main" xmlns:w14="http://schemas.microsoft.com/office/word/2010/wordml" xmlns:w15="http://schemas.microsoft.com/office/word/2012/wordml" xmlns:w16cex="http://schemas.microsoft.com/office/word/2018/wordml/cex" xmlns:w16cid="http://schemas.microsoft.com/office/word/2016/wordml/cid" xmlns:w16="http://schemas.microsoft.com/office/word/2018/wordml" xmlns:w16du="http://schemas.microsoft.com/office/word/2023/wordml/word16du" xmlns:w16sdtdh="http://schemas.microsoft.com/office/word/2020/wordml/sdtdatahash" xmlns:w16sdtfl="http://schemas.microsoft.com/office/word/2024/wordml/sdtformatlock" xmlns:w16se="http://schemas.microsoft.com/office/word/2015/wordml/symex" xmlns:wpg="http://schemas.microsoft.com/office/word/2010/wordprocessingGroup" xmlns:wpi="http://schemas.microsoft.com/office/word/2010/wordprocessingInk" xmlns:wne="http://schemas.microsoft.com/office/word/2006/wordml" xmlns:wps="http://schemas.microsoft.com/office/word/2010/wordprocessingShape" mc:Ignorable="w14 w15 w16se w16cid w16 w16cex w16sdtdh w16sdtfl w16du wp14">
   <w:endnote w:type="separator" w:id="-1">
     <w:p>
       <w:pPr>
@@ -935,7 +871,7 @@
 </file>
 
 <file path=word/footer1.xml><?xml version="1.0" encoding="utf-8"?>
-<w:ftr xmlns:wpc="http://schemas.microsoft.com/office/word/2010/wordprocessingCanvas" xmlns:cx="http://schemas.microsoft.com/office/drawing/2014/chartex" xmlns:cx1="http://schemas.microsoft.com/office/drawing/2015/9/8/chartex" xmlns:cx2="http://schemas.microsoft.com/office/drawing/2015/10/21/chartex" xmlns:cx3="http://schemas.microsoft.com/office/drawing/2016/5/9/chartex" xmlns:cx4="http://schemas.microsoft.com/office/drawing/2016/5/10/chartex" xmlns:cx5="http://schemas.microsoft.com/office/drawing/2016/5/11/chartex" xmlns:cx6="http://schemas.microsoft.com/office/drawing/2016/5/12/chartex" xmlns:cx7="http://schemas.microsoft.com/office/drawing/2016/5/13/chartex" xmlns:cx8="http://schemas.microsoft.com/office/drawing/2016/5/14/chartex" xmlns:mc="http://schemas.openxmlformats.org/markup-compatibility/2006" xmlns:aink="http://schemas.microsoft.com/office/drawing/2016/ink" xmlns:am3d="http://schemas.microsoft.com/office/drawing/2017/model3d" xmlns:o="urn:schemas-microsoft-com:office:office" xmlns:oel="http://schemas.microsoft.com/office/2019/extlst" xmlns:r="http://schemas.openxmlformats.org/officeDocument/2006/relationships" xmlns:m="http://schemas.openxmlformats.org/officeDocument/2006/math" xmlns:v="urn:schemas-microsoft-com:vml" xmlns:wp14="http://schemas.microsoft.com/office/word/2010/wordprocessingDrawing" xmlns:wp="http://schemas.openxmlformats.org/drawingml/2006/wordprocessingDrawing" xmlns:w10="urn:schemas-microsoft-com:office:word" xmlns:w="http://schemas.openxmlformats.org/wordprocessingml/2006/main" xmlns:w14="http://schemas.microsoft.com/office/word/2010/wordml" xmlns:w15="http://schemas.microsoft.com/office/word/2012/wordml" xmlns:w16cex="http://schemas.microsoft.com/office/word/2018/wordml/cex" xmlns:w16cid="http://schemas.microsoft.com/office/word/2016/wordml/cid" xmlns:w16="http://schemas.microsoft.com/office/word/2018/wordml" xmlns:w16sdtdh="http://schemas.microsoft.com/office/word/2020/wordml/sdtdatahash" xmlns:w16se="http://schemas.microsoft.com/office/word/2015/wordml/symex" xmlns:wpg="http://schemas.microsoft.com/office/word/2010/wordprocessingGroup" xmlns:wpi="http://schemas.microsoft.com/office/word/2010/wordprocessingInk" xmlns:wne="http://schemas.microsoft.com/office/word/2006/wordml" xmlns:wps="http://schemas.microsoft.com/office/word/2010/wordprocessingShape" mc:Ignorable="w14 w15 w16se w16cid w16 w16cex w16sdtdh wp14">
+<w:ftr xmlns:wpc="http://schemas.microsoft.com/office/word/2010/wordprocessingCanvas" xmlns:cx="http://schemas.microsoft.com/office/drawing/2014/chartex" xmlns:cx1="http://schemas.microsoft.com/office/drawing/2015/9/8/chartex" xmlns:cx2="http://schemas.microsoft.com/office/drawing/2015/10/21/chartex" xmlns:cx3="http://schemas.microsoft.com/office/drawing/2016/5/9/chartex" xmlns:cx4="http://schemas.microsoft.com/office/drawing/2016/5/10/chartex" xmlns:cx5="http://schemas.microsoft.com/office/drawing/2016/5/11/chartex" xmlns:cx6="http://schemas.microsoft.com/office/drawing/2016/5/12/chartex" xmlns:cx7="http://schemas.microsoft.com/office/drawing/2016/5/13/chartex" xmlns:cx8="http://schemas.microsoft.com/office/drawing/2016/5/14/chartex" xmlns:mc="http://schemas.openxmlformats.org/markup-compatibility/2006" xmlns:aink="http://schemas.microsoft.com/office/drawing/2016/ink" xmlns:am3d="http://schemas.microsoft.com/office/drawing/2017/model3d" xmlns:o="urn:schemas-microsoft-com:office:office" xmlns:oel="http://schemas.microsoft.com/office/2019/extlst" xmlns:r="http://schemas.openxmlformats.org/officeDocument/2006/relationships" xmlns:m="http://schemas.openxmlformats.org/officeDocument/2006/math" xmlns:v="urn:schemas-microsoft-com:vml" xmlns:wp14="http://schemas.microsoft.com/office/word/2010/wordprocessingDrawing" xmlns:wp="http://schemas.openxmlformats.org/drawingml/2006/wordprocessingDrawing" xmlns:w10="urn:schemas-microsoft-com:office:word" xmlns:w="http://schemas.openxmlformats.org/wordprocessingml/2006/main" xmlns:w14="http://schemas.microsoft.com/office/word/2010/wordml" xmlns:w15="http://schemas.microsoft.com/office/word/2012/wordml" xmlns:w16cex="http://schemas.microsoft.com/office/word/2018/wordml/cex" xmlns:w16cid="http://schemas.microsoft.com/office/word/2016/wordml/cid" xmlns:w16="http://schemas.microsoft.com/office/word/2018/wordml" xmlns:w16du="http://schemas.microsoft.com/office/word/2023/wordml/word16du" xmlns:w16sdtdh="http://schemas.microsoft.com/office/word/2020/wordml/sdtdatahash" xmlns:w16sdtfl="http://schemas.microsoft.com/office/word/2024/wordml/sdtformatlock" xmlns:w16se="http://schemas.microsoft.com/office/word/2015/wordml/symex" xmlns:wpg="http://schemas.microsoft.com/office/word/2010/wordprocessingGroup" xmlns:wpi="http://schemas.microsoft.com/office/word/2010/wordprocessingInk" xmlns:wne="http://schemas.microsoft.com/office/word/2006/wordml" xmlns:wps="http://schemas.microsoft.com/office/word/2010/wordprocessingShape" mc:Ignorable="w14 w15 w16se w16cid w16 w16cex w16sdtdh w16sdtfl w16du wp14">
   <w:p>
     <w:pPr>
       <w:pStyle w:val="Pieddepage"/>
@@ -945,7 +881,7 @@
 </file>
 
 <file path=word/footer2.xml><?xml version="1.0" encoding="utf-8"?>
-<w:ftr xmlns:wpc="http://schemas.microsoft.com/office/word/2010/wordprocessingCanvas" xmlns:cx="http://schemas.microsoft.com/office/drawing/2014/chartex" xmlns:cx1="http://schemas.microsoft.com/office/drawing/2015/9/8/chartex" xmlns:cx2="http://schemas.microsoft.com/office/drawing/2015/10/21/chartex" xmlns:cx3="http://schemas.microsoft.com/office/drawing/2016/5/9/chartex" xmlns:cx4="http://schemas.microsoft.com/office/drawing/2016/5/10/chartex" xmlns:cx5="http://schemas.microsoft.com/office/drawing/2016/5/11/chartex" xmlns:cx6="http://schemas.microsoft.com/office/drawing/2016/5/12/chartex" xmlns:cx7="http://schemas.microsoft.com/office/drawing/2016/5/13/chartex" xmlns:cx8="http://schemas.microsoft.com/office/drawing/2016/5/14/chartex" xmlns:mc="http://schemas.openxmlformats.org/markup-compatibility/2006" xmlns:aink="http://schemas.microsoft.com/office/drawing/2016/ink" xmlns:am3d="http://schemas.microsoft.com/office/drawing/2017/model3d" xmlns:o="urn:schemas-microsoft-com:office:office" xmlns:oel="http://schemas.microsoft.com/office/2019/extlst" xmlns:r="http://schemas.openxmlformats.org/officeDocument/2006/relationships" xmlns:m="http://schemas.openxmlformats.org/officeDocument/2006/math" xmlns:v="urn:schemas-microsoft-com:vml" xmlns:wp14="http://schemas.microsoft.com/office/word/2010/wordprocessingDrawing" xmlns:wp="http://schemas.openxmlformats.org/drawingml/2006/wordprocessingDrawing" xmlns:w10="urn:schemas-microsoft-com:office:word" xmlns:w="http://schemas.openxmlformats.org/wordprocessingml/2006/main" xmlns:w14="http://schemas.microsoft.com/office/word/2010/wordml" xmlns:w15="http://schemas.microsoft.com/office/word/2012/wordml" xmlns:w16cex="http://schemas.microsoft.com/office/word/2018/wordml/cex" xmlns:w16cid="http://schemas.microsoft.com/office/word/2016/wordml/cid" xmlns:w16="http://schemas.microsoft.com/office/word/2018/wordml" xmlns:w16sdtdh="http://schemas.microsoft.com/office/word/2020/wordml/sdtdatahash" xmlns:w16se="http://schemas.microsoft.com/office/word/2015/wordml/symex" xmlns:wpg="http://schemas.microsoft.com/office/word/2010/wordprocessingGroup" xmlns:wpi="http://schemas.microsoft.com/office/word/2010/wordprocessingInk" xmlns:wne="http://schemas.microsoft.com/office/word/2006/wordml" xmlns:wps="http://schemas.microsoft.com/office/word/2010/wordprocessingShape" mc:Ignorable="w14 w15 w16se w16cid w16 w16cex w16sdtdh wp14">
+<w:ftr xmlns:wpc="http://schemas.microsoft.com/office/word/2010/wordprocessingCanvas" xmlns:cx="http://schemas.microsoft.com/office/drawing/2014/chartex" xmlns:cx1="http://schemas.microsoft.com/office/drawing/2015/9/8/chartex" xmlns:cx2="http://schemas.microsoft.com/office/drawing/2015/10/21/chartex" xmlns:cx3="http://schemas.microsoft.com/office/drawing/2016/5/9/chartex" xmlns:cx4="http://schemas.microsoft.com/office/drawing/2016/5/10/chartex" xmlns:cx5="http://schemas.microsoft.com/office/drawing/2016/5/11/chartex" xmlns:cx6="http://schemas.microsoft.com/office/drawing/2016/5/12/chartex" xmlns:cx7="http://schemas.microsoft.com/office/drawing/2016/5/13/chartex" xmlns:cx8="http://schemas.microsoft.com/office/drawing/2016/5/14/chartex" xmlns:mc="http://schemas.openxmlformats.org/markup-compatibility/2006" xmlns:aink="http://schemas.microsoft.com/office/drawing/2016/ink" xmlns:am3d="http://schemas.microsoft.com/office/drawing/2017/model3d" xmlns:o="urn:schemas-microsoft-com:office:office" xmlns:oel="http://schemas.microsoft.com/office/2019/extlst" xmlns:r="http://schemas.openxmlformats.org/officeDocument/2006/relationships" xmlns:m="http://schemas.openxmlformats.org/officeDocument/2006/math" xmlns:v="urn:schemas-microsoft-com:vml" xmlns:wp14="http://schemas.microsoft.com/office/word/2010/wordprocessingDrawing" xmlns:wp="http://schemas.openxmlformats.org/drawingml/2006/wordprocessingDrawing" xmlns:w10="urn:schemas-microsoft-com:office:word" xmlns:w="http://schemas.openxmlformats.org/wordprocessingml/2006/main" xmlns:w14="http://schemas.microsoft.com/office/word/2010/wordml" xmlns:w15="http://schemas.microsoft.com/office/word/2012/wordml" xmlns:w16cex="http://schemas.microsoft.com/office/word/2018/wordml/cex" xmlns:w16cid="http://schemas.microsoft.com/office/word/2016/wordml/cid" xmlns:w16="http://schemas.microsoft.com/office/word/2018/wordml" xmlns:w16du="http://schemas.microsoft.com/office/word/2023/wordml/word16du" xmlns:w16sdtdh="http://schemas.microsoft.com/office/word/2020/wordml/sdtdatahash" xmlns:w16sdtfl="http://schemas.microsoft.com/office/word/2024/wordml/sdtformatlock" xmlns:w16se="http://schemas.microsoft.com/office/word/2015/wordml/symex" xmlns:wpg="http://schemas.microsoft.com/office/word/2010/wordprocessingGroup" xmlns:wpi="http://schemas.microsoft.com/office/word/2010/wordprocessingInk" xmlns:wne="http://schemas.microsoft.com/office/word/2006/wordml" xmlns:wps="http://schemas.microsoft.com/office/word/2010/wordprocessingShape" mc:Ignorable="w14 w15 w16se w16cid w16 w16cex w16sdtdh w16sdtfl w16du wp14">
   <w:tbl>
     <w:tblPr>
       <w:tblStyle w:val="Grilledutableau"/>
@@ -1105,318 +1041,7 @@
 </file>
 
 <file path=word/footer3.xml><?xml version="1.0" encoding="utf-8"?>
-<w:ftr xmlns:wpc="http://schemas.microsoft.com/office/word/2010/wordprocessingCanvas" xmlns:cx="http://schemas.microsoft.com/office/drawing/2014/chartex" xmlns:cx1="http://schemas.microsoft.com/office/drawing/2015/9/8/chartex" xmlns:cx2="http://schemas.microsoft.com/office/drawing/2015/10/21/chartex" xmlns:cx3="http://schemas.microsoft.com/office/drawing/2016/5/9/chartex" xmlns:cx4="http://schemas.microsoft.com/office/drawing/2016/5/10/chartex" xmlns:cx5="http://schemas.microsoft.com/office/drawing/2016/5/11/chartex" xmlns:cx6="http://schemas.microsoft.com/office/drawing/2016/5/12/chartex" xmlns:cx7="http://schemas.microsoft.com/office/drawing/2016/5/13/chartex" xmlns:cx8="http://schemas.microsoft.com/office/drawing/2016/5/14/chartex" xmlns:mc="http://schemas.openxmlformats.org/markup-compatibility/2006" xmlns:aink="http://schemas.microsoft.com/office/drawing/2016/ink" xmlns:am3d="http://schemas.microsoft.com/office/drawing/2017/model3d" xmlns:o="urn:schemas-microsoft-com:office:office" xmlns:oel="http://schemas.microsoft.com/office/2019/extlst" xmlns:r="http://schemas.openxmlformats.org/officeDocument/2006/relationships" xmlns:m="http://schemas.openxmlformats.org/officeDocument/2006/math" xmlns:v="urn:schemas-microsoft-com:vml" xmlns:wp14="http://schemas.microsoft.com/office/word/2010/wordprocessingDrawing" xmlns:wp="http://schemas.openxmlformats.org/drawingml/2006/wordprocessingDrawing" xmlns:w10="urn:schemas-microsoft-com:office:word" xmlns:w="http://schemas.openxmlformats.org/wordprocessingml/2006/main" xmlns:w14="http://schemas.microsoft.com/office/word/2010/wordml" xmlns:w15="http://schemas.microsoft.com/office/word/2012/wordml" xmlns:w16cex="http://schemas.microsoft.com/office/word/2018/wordml/cex" xmlns:w16cid="http://schemas.microsoft.com/office/word/2016/wordml/cid" xmlns:w16="http://schemas.microsoft.com/office/word/2018/wordml" xmlns:w16sdtdh="http://schemas.microsoft.com/office/word/2020/wordml/sdtdatahash" xmlns:w16se="http://schemas.microsoft.com/office/word/2015/wordml/symex" xmlns:wpg="http://schemas.microsoft.com/office/word/2010/wordprocessingGroup" xmlns:wpi="http://schemas.microsoft.com/office/word/2010/wordprocessingInk" xmlns:wne="http://schemas.microsoft.com/office/word/2006/wordml" xmlns:wps="http://schemas.microsoft.com/office/word/2010/wordprocessingShape" mc:Ignorable="w14 w15 w16se w16cid w16 w16cex w16sdtdh wp14">
-  <w:tbl>
-    <w:tblPr>
-      <w:tblStyle w:val="Grilledutableau"/>
-      <w:tblW w:w="0" w:type="auto"/>
-      <w:tblBorders>
-        <w:left w:val="none" w:sz="0" w:space="0" w:color="auto"/>
-        <w:bottom w:val="none" w:sz="0" w:space="0" w:color="auto"/>
-        <w:right w:val="none" w:sz="0" w:space="0" w:color="auto"/>
-        <w:insideH w:val="none" w:sz="0" w:space="0" w:color="auto"/>
-        <w:insideV w:val="none" w:sz="0" w:space="0" w:color="auto"/>
-      </w:tblBorders>
-      <w:tblLook w:val="04A0" w:firstRow="1" w:lastRow="0" w:firstColumn="1" w:lastColumn="0" w:noHBand="0" w:noVBand="1"/>
-    </w:tblPr>
-    <w:tblGrid>
-      <w:gridCol w:w="3401"/>
-      <w:gridCol w:w="3401"/>
-      <w:gridCol w:w="3402"/>
-    </w:tblGrid>
-    <w:tr>
-      <w:tc>
-        <w:tcPr>
-          <w:tcW w:w="3401" w:type="dxa"/>
-          <w:vAlign w:val="center"/>
-        </w:tcPr>
-        <w:p>
-          <w:pPr>
-            <w:pStyle w:val="Pieddepage"/>
-            <w:jc w:val="left"/>
-            <w:rPr>
-              <w:rFonts w:ascii="Tw Cen MT" w:hAnsi="Tw Cen MT"/>
-              <w:i/>
-              <w:sz w:val="18"/>
-            </w:rPr>
-          </w:pPr>
-          <w:r>
-            <w:rPr>
-              <w:rFonts w:ascii="Tw Cen MT" w:hAnsi="Tw Cen MT"/>
-              <w:i/>
-              <w:sz w:val="18"/>
-            </w:rPr>
-            <w:t>Xavier Pessoles</w:t>
-          </w:r>
-        </w:p>
-      </w:tc>
-      <w:tc>
-        <w:tcPr>
-          <w:tcW w:w="3401" w:type="dxa"/>
-          <w:vAlign w:val="center"/>
-        </w:tcPr>
-        <w:p>
-          <w:pPr>
-            <w:pStyle w:val="Pieddepage"/>
-            <w:jc w:val="center"/>
-            <w:rPr>
-              <w:b/>
-            </w:rPr>
-          </w:pPr>
-          <w:r>
-            <w:rPr>
-              <w:b/>
-            </w:rPr>
-            <w:fldChar w:fldCharType="begin"/>
-          </w:r>
-          <w:r>
-            <w:rPr>
-              <w:b/>
-            </w:rPr>
-            <w:instrText>PAGE   \* MERGEFORMAT</w:instrText>
-          </w:r>
-          <w:r>
-            <w:rPr>
-              <w:b/>
-            </w:rPr>
-            <w:fldChar w:fldCharType="separate"/>
-          </w:r>
-          <w:r>
-            <w:rPr>
-              <w:b/>
-              <w:noProof/>
-            </w:rPr>
-            <w:t>1</w:t>
-          </w:r>
-          <w:r>
-            <w:rPr>
-              <w:b/>
-            </w:rPr>
-            <w:fldChar w:fldCharType="end"/>
-          </w:r>
-        </w:p>
-      </w:tc>
-      <w:tc>
-        <w:tcPr>
-          <w:tcW w:w="3402" w:type="dxa"/>
-        </w:tcPr>
-        <w:p>
-          <w:pPr>
-            <w:pStyle w:val="Pieddepage"/>
-            <w:jc w:val="right"/>
-            <w:rPr>
-              <w:i/>
-              <w:sz w:val="18"/>
-            </w:rPr>
-          </w:pPr>
-          <w:r>
-            <w:rPr>
-              <w:i/>
-              <w:sz w:val="18"/>
-            </w:rPr>
-            <w:t>Bras Beta</w:t>
-          </w:r>
-        </w:p>
-        <w:p>
-          <w:pPr>
-            <w:pStyle w:val="Pieddepage"/>
-            <w:jc w:val="right"/>
-            <w:rPr>
-              <w:i/>
-              <w:sz w:val="18"/>
-            </w:rPr>
-          </w:pPr>
-          <w:r>
-            <w:rPr>
-              <w:i/>
-              <w:sz w:val="18"/>
-            </w:rPr>
-            <w:t>Mise en service</w:t>
-          </w:r>
-        </w:p>
-      </w:tc>
-    </w:tr>
-  </w:tbl>
-  <w:p>
-    <w:pPr>
-      <w:pStyle w:val="Pieddepage"/>
-    </w:pPr>
-  </w:p>
-</w:ftr>
-</file>
-
-<file path=word/footer4.xml><?xml version="1.0" encoding="utf-8"?>
-<w:ftr xmlns:wpc="http://schemas.microsoft.com/office/word/2010/wordprocessingCanvas" xmlns:cx="http://schemas.microsoft.com/office/drawing/2014/chartex" xmlns:cx1="http://schemas.microsoft.com/office/drawing/2015/9/8/chartex" xmlns:cx2="http://schemas.microsoft.com/office/drawing/2015/10/21/chartex" xmlns:cx3="http://schemas.microsoft.com/office/drawing/2016/5/9/chartex" xmlns:cx4="http://schemas.microsoft.com/office/drawing/2016/5/10/chartex" xmlns:cx5="http://schemas.microsoft.com/office/drawing/2016/5/11/chartex" xmlns:cx6="http://schemas.microsoft.com/office/drawing/2016/5/12/chartex" xmlns:cx7="http://schemas.microsoft.com/office/drawing/2016/5/13/chartex" xmlns:cx8="http://schemas.microsoft.com/office/drawing/2016/5/14/chartex" xmlns:mc="http://schemas.openxmlformats.org/markup-compatibility/2006" xmlns:aink="http://schemas.microsoft.com/office/drawing/2016/ink" xmlns:am3d="http://schemas.microsoft.com/office/drawing/2017/model3d" xmlns:o="urn:schemas-microsoft-com:office:office" xmlns:oel="http://schemas.microsoft.com/office/2019/extlst" xmlns:r="http://schemas.openxmlformats.org/officeDocument/2006/relationships" xmlns:m="http://schemas.openxmlformats.org/officeDocument/2006/math" xmlns:v="urn:schemas-microsoft-com:vml" xmlns:wp14="http://schemas.microsoft.com/office/word/2010/wordprocessingDrawing" xmlns:wp="http://schemas.openxmlformats.org/drawingml/2006/wordprocessingDrawing" xmlns:w10="urn:schemas-microsoft-com:office:word" xmlns:w="http://schemas.openxmlformats.org/wordprocessingml/2006/main" xmlns:w14="http://schemas.microsoft.com/office/word/2010/wordml" xmlns:w15="http://schemas.microsoft.com/office/word/2012/wordml" xmlns:w16cex="http://schemas.microsoft.com/office/word/2018/wordml/cex" xmlns:w16cid="http://schemas.microsoft.com/office/word/2016/wordml/cid" xmlns:w16="http://schemas.microsoft.com/office/word/2018/wordml" xmlns:w16sdtdh="http://schemas.microsoft.com/office/word/2020/wordml/sdtdatahash" xmlns:w16se="http://schemas.microsoft.com/office/word/2015/wordml/symex" xmlns:wpg="http://schemas.microsoft.com/office/word/2010/wordprocessingGroup" xmlns:wpi="http://schemas.microsoft.com/office/word/2010/wordprocessingInk" xmlns:wne="http://schemas.microsoft.com/office/word/2006/wordml" xmlns:wps="http://schemas.microsoft.com/office/word/2010/wordprocessingShape" mc:Ignorable="w14 w15 w16se w16cid w16 w16cex w16sdtdh wp14">
-  <w:p>
-    <w:pPr>
-      <w:pStyle w:val="Pieddepage"/>
-    </w:pPr>
-  </w:p>
-</w:ftr>
-</file>
-
-<file path=word/footer5.xml><?xml version="1.0" encoding="utf-8"?>
-<w:ftr xmlns:wpc="http://schemas.microsoft.com/office/word/2010/wordprocessingCanvas" xmlns:cx="http://schemas.microsoft.com/office/drawing/2014/chartex" xmlns:cx1="http://schemas.microsoft.com/office/drawing/2015/9/8/chartex" xmlns:cx2="http://schemas.microsoft.com/office/drawing/2015/10/21/chartex" xmlns:cx3="http://schemas.microsoft.com/office/drawing/2016/5/9/chartex" xmlns:cx4="http://schemas.microsoft.com/office/drawing/2016/5/10/chartex" xmlns:cx5="http://schemas.microsoft.com/office/drawing/2016/5/11/chartex" xmlns:cx6="http://schemas.microsoft.com/office/drawing/2016/5/12/chartex" xmlns:cx7="http://schemas.microsoft.com/office/drawing/2016/5/13/chartex" xmlns:cx8="http://schemas.microsoft.com/office/drawing/2016/5/14/chartex" xmlns:mc="http://schemas.openxmlformats.org/markup-compatibility/2006" xmlns:aink="http://schemas.microsoft.com/office/drawing/2016/ink" xmlns:am3d="http://schemas.microsoft.com/office/drawing/2017/model3d" xmlns:o="urn:schemas-microsoft-com:office:office" xmlns:oel="http://schemas.microsoft.com/office/2019/extlst" xmlns:r="http://schemas.openxmlformats.org/officeDocument/2006/relationships" xmlns:m="http://schemas.openxmlformats.org/officeDocument/2006/math" xmlns:v="urn:schemas-microsoft-com:vml" xmlns:wp14="http://schemas.microsoft.com/office/word/2010/wordprocessingDrawing" xmlns:wp="http://schemas.openxmlformats.org/drawingml/2006/wordprocessingDrawing" xmlns:w10="urn:schemas-microsoft-com:office:word" xmlns:w="http://schemas.openxmlformats.org/wordprocessingml/2006/main" xmlns:w14="http://schemas.microsoft.com/office/word/2010/wordml" xmlns:w15="http://schemas.microsoft.com/office/word/2012/wordml" xmlns:w16cex="http://schemas.microsoft.com/office/word/2018/wordml/cex" xmlns:w16cid="http://schemas.microsoft.com/office/word/2016/wordml/cid" xmlns:w16="http://schemas.microsoft.com/office/word/2018/wordml" xmlns:w16sdtdh="http://schemas.microsoft.com/office/word/2020/wordml/sdtdatahash" xmlns:w16se="http://schemas.microsoft.com/office/word/2015/wordml/symex" xmlns:wpg="http://schemas.microsoft.com/office/word/2010/wordprocessingGroup" xmlns:wpi="http://schemas.microsoft.com/office/word/2010/wordprocessingInk" xmlns:wne="http://schemas.microsoft.com/office/word/2006/wordml" xmlns:wps="http://schemas.microsoft.com/office/word/2010/wordprocessingShape" mc:Ignorable="w14 w15 w16se w16cid w16 w16cex w16sdtdh wp14">
-  <w:tbl>
-    <w:tblPr>
-      <w:tblStyle w:val="Grilledutableau"/>
-      <w:tblW w:w="10456" w:type="dxa"/>
-      <w:tblBorders>
-        <w:left w:val="none" w:sz="0" w:space="0" w:color="auto"/>
-        <w:bottom w:val="none" w:sz="0" w:space="0" w:color="auto"/>
-        <w:right w:val="none" w:sz="0" w:space="0" w:color="auto"/>
-        <w:insideH w:val="none" w:sz="0" w:space="0" w:color="auto"/>
-        <w:insideV w:val="none" w:sz="0" w:space="0" w:color="auto"/>
-      </w:tblBorders>
-      <w:tblLook w:val="04A0" w:firstRow="1" w:lastRow="0" w:firstColumn="1" w:lastColumn="0" w:noHBand="0" w:noVBand="1"/>
-    </w:tblPr>
-    <w:tblGrid>
-      <w:gridCol w:w="4077"/>
-      <w:gridCol w:w="1134"/>
-      <w:gridCol w:w="5245"/>
-    </w:tblGrid>
-    <w:tr>
-      <w:tc>
-        <w:tcPr>
-          <w:tcW w:w="4077" w:type="dxa"/>
-          <w:vAlign w:val="center"/>
-        </w:tcPr>
-        <w:p>
-          <w:pPr>
-            <w:pStyle w:val="Pieddepage"/>
-            <w:jc w:val="left"/>
-            <w:rPr>
-              <w:rFonts w:ascii="Tw Cen MT" w:hAnsi="Tw Cen MT"/>
-              <w:i/>
-              <w:sz w:val="18"/>
-            </w:rPr>
-          </w:pPr>
-          <w:r>
-            <w:rPr>
-              <w:rFonts w:ascii="Tw Cen MT" w:hAnsi="Tw Cen MT"/>
-              <w:i/>
-              <w:sz w:val="18"/>
-            </w:rPr>
-            <w:t>Documents DMS</w:t>
-          </w:r>
-        </w:p>
-        <w:p>
-          <w:pPr>
-            <w:pStyle w:val="Pieddepage"/>
-            <w:jc w:val="left"/>
-            <w:rPr>
-              <w:rFonts w:ascii="Tw Cen MT" w:hAnsi="Tw Cen MT"/>
-              <w:i/>
-              <w:sz w:val="18"/>
-            </w:rPr>
-          </w:pPr>
-          <w:r>
-            <w:rPr>
-              <w:rFonts w:ascii="Tw Cen MT" w:hAnsi="Tw Cen MT"/>
-              <w:i/>
-              <w:sz w:val="18"/>
-            </w:rPr>
-            <w:t>Xavier Pessoles</w:t>
-          </w:r>
-        </w:p>
-      </w:tc>
-      <w:tc>
-        <w:tcPr>
-          <w:tcW w:w="1134" w:type="dxa"/>
-          <w:vAlign w:val="center"/>
-        </w:tcPr>
-        <w:p>
-          <w:pPr>
-            <w:pStyle w:val="Pieddepage"/>
-            <w:jc w:val="center"/>
-            <w:rPr>
-              <w:b/>
-            </w:rPr>
-          </w:pPr>
-          <w:r>
-            <w:rPr>
-              <w:b/>
-            </w:rPr>
-            <w:fldChar w:fldCharType="begin"/>
-          </w:r>
-          <w:r>
-            <w:rPr>
-              <w:b/>
-            </w:rPr>
-            <w:instrText>PAGE   \* MERGEFORMAT</w:instrText>
-          </w:r>
-          <w:r>
-            <w:rPr>
-              <w:b/>
-            </w:rPr>
-            <w:fldChar w:fldCharType="separate"/>
-          </w:r>
-          <w:r>
-            <w:rPr>
-              <w:b/>
-              <w:noProof/>
-            </w:rPr>
-            <w:t>4</w:t>
-          </w:r>
-          <w:r>
-            <w:rPr>
-              <w:b/>
-            </w:rPr>
-            <w:fldChar w:fldCharType="end"/>
-          </w:r>
-        </w:p>
-      </w:tc>
-      <w:tc>
-        <w:tcPr>
-          <w:tcW w:w="5245" w:type="dxa"/>
-        </w:tcPr>
-        <w:p>
-          <w:pPr>
-            <w:pStyle w:val="Pieddepage"/>
-            <w:jc w:val="right"/>
-            <w:rPr>
-              <w:i/>
-              <w:sz w:val="18"/>
-            </w:rPr>
-          </w:pPr>
-          <w:r>
-            <w:rPr>
-              <w:i/>
-              <w:sz w:val="18"/>
-            </w:rPr>
-            <w:t>Cycle 4</w:t>
-          </w:r>
-        </w:p>
-        <w:p>
-          <w:pPr>
-            <w:pStyle w:val="Pieddepage"/>
-            <w:jc w:val="right"/>
-            <w:rPr>
-              <w:i/>
-              <w:sz w:val="18"/>
-            </w:rPr>
-          </w:pPr>
-          <w:r>
-            <w:rPr>
-              <w:i/>
-              <w:sz w:val="18"/>
-            </w:rPr>
-            <w:t>Drone D2C</w:t>
-          </w:r>
-        </w:p>
-      </w:tc>
-    </w:tr>
-  </w:tbl>
-  <w:p>
-    <w:pPr>
-      <w:pStyle w:val="Pieddepage"/>
-    </w:pPr>
-  </w:p>
-</w:ftr>
-</file>
-
-<file path=word/footer6.xml><?xml version="1.0" encoding="utf-8"?>
-<w:ftr xmlns:wpc="http://schemas.microsoft.com/office/word/2010/wordprocessingCanvas" xmlns:cx="http://schemas.microsoft.com/office/drawing/2014/chartex" xmlns:cx1="http://schemas.microsoft.com/office/drawing/2015/9/8/chartex" xmlns:cx2="http://schemas.microsoft.com/office/drawing/2015/10/21/chartex" xmlns:cx3="http://schemas.microsoft.com/office/drawing/2016/5/9/chartex" xmlns:cx4="http://schemas.microsoft.com/office/drawing/2016/5/10/chartex" xmlns:cx5="http://schemas.microsoft.com/office/drawing/2016/5/11/chartex" xmlns:cx6="http://schemas.microsoft.com/office/drawing/2016/5/12/chartex" xmlns:cx7="http://schemas.microsoft.com/office/drawing/2016/5/13/chartex" xmlns:cx8="http://schemas.microsoft.com/office/drawing/2016/5/14/chartex" xmlns:mc="http://schemas.openxmlformats.org/markup-compatibility/2006" xmlns:aink="http://schemas.microsoft.com/office/drawing/2016/ink" xmlns:am3d="http://schemas.microsoft.com/office/drawing/2017/model3d" xmlns:o="urn:schemas-microsoft-com:office:office" xmlns:oel="http://schemas.microsoft.com/office/2019/extlst" xmlns:r="http://schemas.openxmlformats.org/officeDocument/2006/relationships" xmlns:m="http://schemas.openxmlformats.org/officeDocument/2006/math" xmlns:v="urn:schemas-microsoft-com:vml" xmlns:wp14="http://schemas.microsoft.com/office/word/2010/wordprocessingDrawing" xmlns:wp="http://schemas.openxmlformats.org/drawingml/2006/wordprocessingDrawing" xmlns:w10="urn:schemas-microsoft-com:office:word" xmlns:w="http://schemas.openxmlformats.org/wordprocessingml/2006/main" xmlns:w14="http://schemas.microsoft.com/office/word/2010/wordml" xmlns:w15="http://schemas.microsoft.com/office/word/2012/wordml" xmlns:w16cex="http://schemas.microsoft.com/office/word/2018/wordml/cex" xmlns:w16cid="http://schemas.microsoft.com/office/word/2016/wordml/cid" xmlns:w16="http://schemas.microsoft.com/office/word/2018/wordml" xmlns:w16sdtdh="http://schemas.microsoft.com/office/word/2020/wordml/sdtdatahash" xmlns:w16se="http://schemas.microsoft.com/office/word/2015/wordml/symex" xmlns:wpg="http://schemas.microsoft.com/office/word/2010/wordprocessingGroup" xmlns:wpi="http://schemas.microsoft.com/office/word/2010/wordprocessingInk" xmlns:wne="http://schemas.microsoft.com/office/word/2006/wordml" xmlns:wps="http://schemas.microsoft.com/office/word/2010/wordprocessingShape" mc:Ignorable="w14 w15 w16se w16cid w16 w16cex w16sdtdh wp14">
+<w:ftr xmlns:wpc="http://schemas.microsoft.com/office/word/2010/wordprocessingCanvas" xmlns:cx="http://schemas.microsoft.com/office/drawing/2014/chartex" xmlns:cx1="http://schemas.microsoft.com/office/drawing/2015/9/8/chartex" xmlns:cx2="http://schemas.microsoft.com/office/drawing/2015/10/21/chartex" xmlns:cx3="http://schemas.microsoft.com/office/drawing/2016/5/9/chartex" xmlns:cx4="http://schemas.microsoft.com/office/drawing/2016/5/10/chartex" xmlns:cx5="http://schemas.microsoft.com/office/drawing/2016/5/11/chartex" xmlns:cx6="http://schemas.microsoft.com/office/drawing/2016/5/12/chartex" xmlns:cx7="http://schemas.microsoft.com/office/drawing/2016/5/13/chartex" xmlns:cx8="http://schemas.microsoft.com/office/drawing/2016/5/14/chartex" xmlns:mc="http://schemas.openxmlformats.org/markup-compatibility/2006" xmlns:aink="http://schemas.microsoft.com/office/drawing/2016/ink" xmlns:am3d="http://schemas.microsoft.com/office/drawing/2017/model3d" xmlns:o="urn:schemas-microsoft-com:office:office" xmlns:oel="http://schemas.microsoft.com/office/2019/extlst" xmlns:r="http://schemas.openxmlformats.org/officeDocument/2006/relationships" xmlns:m="http://schemas.openxmlformats.org/officeDocument/2006/math" xmlns:v="urn:schemas-microsoft-com:vml" xmlns:wp14="http://schemas.microsoft.com/office/word/2010/wordprocessingDrawing" xmlns:wp="http://schemas.openxmlformats.org/drawingml/2006/wordprocessingDrawing" xmlns:w10="urn:schemas-microsoft-com:office:word" xmlns:w="http://schemas.openxmlformats.org/wordprocessingml/2006/main" xmlns:w14="http://schemas.microsoft.com/office/word/2010/wordml" xmlns:w15="http://schemas.microsoft.com/office/word/2012/wordml" xmlns:w16cex="http://schemas.microsoft.com/office/word/2018/wordml/cex" xmlns:w16cid="http://schemas.microsoft.com/office/word/2016/wordml/cid" xmlns:w16="http://schemas.microsoft.com/office/word/2018/wordml" xmlns:w16du="http://schemas.microsoft.com/office/word/2023/wordml/word16du" xmlns:w16sdtdh="http://schemas.microsoft.com/office/word/2020/wordml/sdtdatahash" xmlns:w16sdtfl="http://schemas.microsoft.com/office/word/2024/wordml/sdtformatlock" xmlns:w16se="http://schemas.microsoft.com/office/word/2015/wordml/symex" xmlns:wpg="http://schemas.microsoft.com/office/word/2010/wordprocessingGroup" xmlns:wpi="http://schemas.microsoft.com/office/word/2010/wordprocessingInk" xmlns:wne="http://schemas.microsoft.com/office/word/2006/wordml" xmlns:wps="http://schemas.microsoft.com/office/word/2010/wordprocessingShape" mc:Ignorable="w14 w15 w16se w16cid w16 w16cex w16sdtdh w16sdtfl w16du wp14">
   <w:tbl>
     <w:tblPr>
       <w:tblStyle w:val="Grilledutableau"/>
@@ -1557,7 +1182,7 @@
 </file>
 
 <file path=word/footnotes.xml><?xml version="1.0" encoding="utf-8"?>
-<w:footnotes xmlns:wpc="http://schemas.microsoft.com/office/word/2010/wordprocessingCanvas" xmlns:cx="http://schemas.microsoft.com/office/drawing/2014/chartex" xmlns:cx1="http://schemas.microsoft.com/office/drawing/2015/9/8/chartex" xmlns:cx2="http://schemas.microsoft.com/office/drawing/2015/10/21/chartex" xmlns:cx3="http://schemas.microsoft.com/office/drawing/2016/5/9/chartex" xmlns:cx4="http://schemas.microsoft.com/office/drawing/2016/5/10/chartex" xmlns:cx5="http://schemas.microsoft.com/office/drawing/2016/5/11/chartex" xmlns:cx6="http://schemas.microsoft.com/office/drawing/2016/5/12/chartex" xmlns:cx7="http://schemas.microsoft.com/office/drawing/2016/5/13/chartex" xmlns:cx8="http://schemas.microsoft.com/office/drawing/2016/5/14/chartex" xmlns:mc="http://schemas.openxmlformats.org/markup-compatibility/2006" xmlns:aink="http://schemas.microsoft.com/office/drawing/2016/ink" xmlns:am3d="http://schemas.microsoft.com/office/drawing/2017/model3d" xmlns:o="urn:schemas-microsoft-com:office:office" xmlns:oel="http://schemas.microsoft.com/office/2019/extlst" xmlns:r="http://schemas.openxmlformats.org/officeDocument/2006/relationships" xmlns:m="http://schemas.openxmlformats.org/officeDocument/2006/math" xmlns:v="urn:schemas-microsoft-com:vml" xmlns:wp14="http://schemas.microsoft.com/office/word/2010/wordprocessingDrawing" xmlns:wp="http://schemas.openxmlformats.org/drawingml/2006/wordprocessingDrawing" xmlns:w10="urn:schemas-microsoft-com:office:word" xmlns:w="http://schemas.openxmlformats.org/wordprocessingml/2006/main" xmlns:w14="http://schemas.microsoft.com/office/word/2010/wordml" xmlns:w15="http://schemas.microsoft.com/office/word/2012/wordml" xmlns:w16cex="http://schemas.microsoft.com/office/word/2018/wordml/cex" xmlns:w16cid="http://schemas.microsoft.com/office/word/2016/wordml/cid" xmlns:w16="http://schemas.microsoft.com/office/word/2018/wordml" xmlns:w16sdtdh="http://schemas.microsoft.com/office/word/2020/wordml/sdtdatahash" xmlns:w16se="http://schemas.microsoft.com/office/word/2015/wordml/symex" xmlns:wpg="http://schemas.microsoft.com/office/word/2010/wordprocessingGroup" xmlns:wpi="http://schemas.microsoft.com/office/word/2010/wordprocessingInk" xmlns:wne="http://schemas.microsoft.com/office/word/2006/wordml" xmlns:wps="http://schemas.microsoft.com/office/word/2010/wordprocessingShape" mc:Ignorable="w14 w15 w16se w16cid w16 w16cex w16sdtdh wp14">
+<w:footnotes xmlns:wpc="http://schemas.microsoft.com/office/word/2010/wordprocessingCanvas" xmlns:cx="http://schemas.microsoft.com/office/drawing/2014/chartex" xmlns:cx1="http://schemas.microsoft.com/office/drawing/2015/9/8/chartex" xmlns:cx2="http://schemas.microsoft.com/office/drawing/2015/10/21/chartex" xmlns:cx3="http://schemas.microsoft.com/office/drawing/2016/5/9/chartex" xmlns:cx4="http://schemas.microsoft.com/office/drawing/2016/5/10/chartex" xmlns:cx5="http://schemas.microsoft.com/office/drawing/2016/5/11/chartex" xmlns:cx6="http://schemas.microsoft.com/office/drawing/2016/5/12/chartex" xmlns:cx7="http://schemas.microsoft.com/office/drawing/2016/5/13/chartex" xmlns:cx8="http://schemas.microsoft.com/office/drawing/2016/5/14/chartex" xmlns:mc="http://schemas.openxmlformats.org/markup-compatibility/2006" xmlns:aink="http://schemas.microsoft.com/office/drawing/2016/ink" xmlns:am3d="http://schemas.microsoft.com/office/drawing/2017/model3d" xmlns:o="urn:schemas-microsoft-com:office:office" xmlns:oel="http://schemas.microsoft.com/office/2019/extlst" xmlns:r="http://schemas.openxmlformats.org/officeDocument/2006/relationships" xmlns:m="http://schemas.openxmlformats.org/officeDocument/2006/math" xmlns:v="urn:schemas-microsoft-com:vml" xmlns:wp14="http://schemas.microsoft.com/office/word/2010/wordprocessingDrawing" xmlns:wp="http://schemas.openxmlformats.org/drawingml/2006/wordprocessingDrawing" xmlns:w10="urn:schemas-microsoft-com:office:word" xmlns:w="http://schemas.openxmlformats.org/wordprocessingml/2006/main" xmlns:w14="http://schemas.microsoft.com/office/word/2010/wordml" xmlns:w15="http://schemas.microsoft.com/office/word/2012/wordml" xmlns:w16cex="http://schemas.microsoft.com/office/word/2018/wordml/cex" xmlns:w16cid="http://schemas.microsoft.com/office/word/2016/wordml/cid" xmlns:w16="http://schemas.microsoft.com/office/word/2018/wordml" xmlns:w16du="http://schemas.microsoft.com/office/word/2023/wordml/word16du" xmlns:w16sdtdh="http://schemas.microsoft.com/office/word/2020/wordml/sdtdatahash" xmlns:w16sdtfl="http://schemas.microsoft.com/office/word/2024/wordml/sdtformatlock" xmlns:w16se="http://schemas.microsoft.com/office/word/2015/wordml/symex" xmlns:wpg="http://schemas.microsoft.com/office/word/2010/wordprocessingGroup" xmlns:wpi="http://schemas.microsoft.com/office/word/2010/wordprocessingInk" xmlns:wne="http://schemas.microsoft.com/office/word/2006/wordml" xmlns:wps="http://schemas.microsoft.com/office/word/2010/wordprocessingShape" mc:Ignorable="w14 w15 w16se w16cid w16 w16cex w16sdtdh w16sdtfl w16du wp14">
   <w:footnote w:type="separator" w:id="-1">
     <w:p>
       <w:pPr>
@@ -1582,7 +1207,7 @@
 </file>
 
 <file path=word/header1.xml><?xml version="1.0" encoding="utf-8"?>
-<w:hdr xmlns:wpc="http://schemas.microsoft.com/office/word/2010/wordprocessingCanvas" xmlns:cx="http://schemas.microsoft.com/office/drawing/2014/chartex" xmlns:cx1="http://schemas.microsoft.com/office/drawing/2015/9/8/chartex" xmlns:cx2="http://schemas.microsoft.com/office/drawing/2015/10/21/chartex" xmlns:cx3="http://schemas.microsoft.com/office/drawing/2016/5/9/chartex" xmlns:cx4="http://schemas.microsoft.com/office/drawing/2016/5/10/chartex" xmlns:cx5="http://schemas.microsoft.com/office/drawing/2016/5/11/chartex" xmlns:cx6="http://schemas.microsoft.com/office/drawing/2016/5/12/chartex" xmlns:cx7="http://schemas.microsoft.com/office/drawing/2016/5/13/chartex" xmlns:cx8="http://schemas.microsoft.com/office/drawing/2016/5/14/chartex" xmlns:mc="http://schemas.openxmlformats.org/markup-compatibility/2006" xmlns:aink="http://schemas.microsoft.com/office/drawing/2016/ink" xmlns:am3d="http://schemas.microsoft.com/office/drawing/2017/model3d" xmlns:o="urn:schemas-microsoft-com:office:office" xmlns:oel="http://schemas.microsoft.com/office/2019/extlst" xmlns:r="http://schemas.openxmlformats.org/officeDocument/2006/relationships" xmlns:m="http://schemas.openxmlformats.org/officeDocument/2006/math" xmlns:v="urn:schemas-microsoft-com:vml" xmlns:wp14="http://schemas.microsoft.com/office/word/2010/wordprocessingDrawing" xmlns:wp="http://schemas.openxmlformats.org/drawingml/2006/wordprocessingDrawing" xmlns:w10="urn:schemas-microsoft-com:office:word" xmlns:w="http://schemas.openxmlformats.org/wordprocessingml/2006/main" xmlns:w14="http://schemas.microsoft.com/office/word/2010/wordml" xmlns:w15="http://schemas.microsoft.com/office/word/2012/wordml" xmlns:w16cex="http://schemas.microsoft.com/office/word/2018/wordml/cex" xmlns:w16cid="http://schemas.microsoft.com/office/word/2016/wordml/cid" xmlns:w16="http://schemas.microsoft.com/office/word/2018/wordml" xmlns:w16sdtdh="http://schemas.microsoft.com/office/word/2020/wordml/sdtdatahash" xmlns:w16se="http://schemas.microsoft.com/office/word/2015/wordml/symex" xmlns:wpg="http://schemas.microsoft.com/office/word/2010/wordprocessingGroup" xmlns:wpi="http://schemas.microsoft.com/office/word/2010/wordprocessingInk" xmlns:wne="http://schemas.microsoft.com/office/word/2006/wordml" xmlns:wps="http://schemas.microsoft.com/office/word/2010/wordprocessingShape" mc:Ignorable="w14 w15 w16se w16cid w16 w16cex w16sdtdh wp14">
+<w:hdr xmlns:wpc="http://schemas.microsoft.com/office/word/2010/wordprocessingCanvas" xmlns:cx="http://schemas.microsoft.com/office/drawing/2014/chartex" xmlns:cx1="http://schemas.microsoft.com/office/drawing/2015/9/8/chartex" xmlns:cx2="http://schemas.microsoft.com/office/drawing/2015/10/21/chartex" xmlns:cx3="http://schemas.microsoft.com/office/drawing/2016/5/9/chartex" xmlns:cx4="http://schemas.microsoft.com/office/drawing/2016/5/10/chartex" xmlns:cx5="http://schemas.microsoft.com/office/drawing/2016/5/11/chartex" xmlns:cx6="http://schemas.microsoft.com/office/drawing/2016/5/12/chartex" xmlns:cx7="http://schemas.microsoft.com/office/drawing/2016/5/13/chartex" xmlns:cx8="http://schemas.microsoft.com/office/drawing/2016/5/14/chartex" xmlns:mc="http://schemas.openxmlformats.org/markup-compatibility/2006" xmlns:aink="http://schemas.microsoft.com/office/drawing/2016/ink" xmlns:am3d="http://schemas.microsoft.com/office/drawing/2017/model3d" xmlns:o="urn:schemas-microsoft-com:office:office" xmlns:oel="http://schemas.microsoft.com/office/2019/extlst" xmlns:r="http://schemas.openxmlformats.org/officeDocument/2006/relationships" xmlns:m="http://schemas.openxmlformats.org/officeDocument/2006/math" xmlns:v="urn:schemas-microsoft-com:vml" xmlns:wp14="http://schemas.microsoft.com/office/word/2010/wordprocessingDrawing" xmlns:wp="http://schemas.openxmlformats.org/drawingml/2006/wordprocessingDrawing" xmlns:w10="urn:schemas-microsoft-com:office:word" xmlns:w="http://schemas.openxmlformats.org/wordprocessingml/2006/main" xmlns:w14="http://schemas.microsoft.com/office/word/2010/wordml" xmlns:w15="http://schemas.microsoft.com/office/word/2012/wordml" xmlns:w16cex="http://schemas.microsoft.com/office/word/2018/wordml/cex" xmlns:w16cid="http://schemas.microsoft.com/office/word/2016/wordml/cid" xmlns:w16="http://schemas.microsoft.com/office/word/2018/wordml" xmlns:w16du="http://schemas.microsoft.com/office/word/2023/wordml/word16du" xmlns:w16sdtdh="http://schemas.microsoft.com/office/word/2020/wordml/sdtdatahash" xmlns:w16sdtfl="http://schemas.microsoft.com/office/word/2024/wordml/sdtformatlock" xmlns:w16se="http://schemas.microsoft.com/office/word/2015/wordml/symex" xmlns:wpg="http://schemas.microsoft.com/office/word/2010/wordprocessingGroup" xmlns:wpi="http://schemas.microsoft.com/office/word/2010/wordprocessingInk" xmlns:wne="http://schemas.microsoft.com/office/word/2006/wordml" xmlns:wps="http://schemas.microsoft.com/office/word/2010/wordprocessingShape" mc:Ignorable="w14 w15 w16se w16cid w16 w16cex w16sdtdh w16sdtfl w16du wp14">
   <w:p>
     <w:pPr>
       <w:pStyle w:val="En-tte"/>
@@ -1592,395 +1217,7 @@
 </file>
 
 <file path=word/header2.xml><?xml version="1.0" encoding="utf-8"?>
-<w:hdr xmlns:wpc="http://schemas.microsoft.com/office/word/2010/wordprocessingCanvas" xmlns:cx="http://schemas.microsoft.com/office/drawing/2014/chartex" xmlns:cx1="http://schemas.microsoft.com/office/drawing/2015/9/8/chartex" xmlns:cx2="http://schemas.microsoft.com/office/drawing/2015/10/21/chartex" xmlns:cx3="http://schemas.microsoft.com/office/drawing/2016/5/9/chartex" xmlns:cx4="http://schemas.microsoft.com/office/drawing/2016/5/10/chartex" xmlns:cx5="http://schemas.microsoft.com/office/drawing/2016/5/11/chartex" xmlns:cx6="http://schemas.microsoft.com/office/drawing/2016/5/12/chartex" xmlns:cx7="http://schemas.microsoft.com/office/drawing/2016/5/13/chartex" xmlns:cx8="http://schemas.microsoft.com/office/drawing/2016/5/14/chartex" xmlns:mc="http://schemas.openxmlformats.org/markup-compatibility/2006" xmlns:aink="http://schemas.microsoft.com/office/drawing/2016/ink" xmlns:am3d="http://schemas.microsoft.com/office/drawing/2017/model3d" xmlns:o="urn:schemas-microsoft-com:office:office" xmlns:oel="http://schemas.microsoft.com/office/2019/extlst" xmlns:r="http://schemas.openxmlformats.org/officeDocument/2006/relationships" xmlns:m="http://schemas.openxmlformats.org/officeDocument/2006/math" xmlns:v="urn:schemas-microsoft-com:vml" xmlns:wp14="http://schemas.microsoft.com/office/word/2010/wordprocessingDrawing" xmlns:wp="http://schemas.openxmlformats.org/drawingml/2006/wordprocessingDrawing" xmlns:w10="urn:schemas-microsoft-com:office:word" xmlns:w="http://schemas.openxmlformats.org/wordprocessingml/2006/main" xmlns:w14="http://schemas.microsoft.com/office/word/2010/wordml" xmlns:w15="http://schemas.microsoft.com/office/word/2012/wordml" xmlns:w16cex="http://schemas.microsoft.com/office/word/2018/wordml/cex" xmlns:w16cid="http://schemas.microsoft.com/office/word/2016/wordml/cid" xmlns:w16="http://schemas.microsoft.com/office/word/2018/wordml" xmlns:w16sdtdh="http://schemas.microsoft.com/office/word/2020/wordml/sdtdatahash" xmlns:w16se="http://schemas.microsoft.com/office/word/2015/wordml/symex" xmlns:wpg="http://schemas.microsoft.com/office/word/2010/wordprocessingGroup" xmlns:wpi="http://schemas.microsoft.com/office/word/2010/wordprocessingInk" xmlns:wne="http://schemas.microsoft.com/office/word/2006/wordml" xmlns:wps="http://schemas.microsoft.com/office/word/2010/wordprocessingShape" mc:Ignorable="w14 w15 w16se w16cid w16 w16cex w16sdtdh wp14">
-  <w:tbl>
-    <w:tblPr>
-      <w:tblStyle w:val="Grilledutableau"/>
-      <w:tblW w:w="0" w:type="auto"/>
-      <w:tblBorders>
-        <w:top w:val="none" w:sz="0" w:space="0" w:color="auto"/>
-        <w:left w:val="none" w:sz="0" w:space="0" w:color="auto"/>
-        <w:bottom w:val="none" w:sz="0" w:space="0" w:color="auto"/>
-        <w:right w:val="none" w:sz="0" w:space="0" w:color="auto"/>
-        <w:insideH w:val="none" w:sz="0" w:space="0" w:color="auto"/>
-        <w:insideV w:val="none" w:sz="0" w:space="0" w:color="auto"/>
-      </w:tblBorders>
-      <w:tblLook w:val="04A0" w:firstRow="1" w:lastRow="0" w:firstColumn="1" w:lastColumn="0" w:noHBand="0" w:noVBand="1"/>
-    </w:tblPr>
-    <w:tblGrid>
-      <w:gridCol w:w="1230"/>
-      <w:gridCol w:w="6862"/>
-      <w:gridCol w:w="2112"/>
-    </w:tblGrid>
-    <w:tr>
-      <w:tc>
-        <w:tcPr>
-          <w:tcW w:w="1242" w:type="dxa"/>
-        </w:tcPr>
-        <w:p>
-          <w:pPr>
-            <w:pStyle w:val="En-tte"/>
-          </w:pPr>
-          <w:r>
-            <w:rPr>
-              <w:rFonts w:ascii="Tw Cen MT" w:hAnsi="Tw Cen MT"/>
-              <w:b/>
-              <w:smallCaps/>
-              <w:noProof/>
-              <w:color w:val="1F4E79" w:themeColor="accent5" w:themeShade="80"/>
-              <w:sz w:val="32"/>
-              <w:lang w:eastAsia="fr-FR"/>
-            </w:rPr>
-            <w:drawing>
-              <wp:anchor distT="0" distB="0" distL="114300" distR="114300" simplePos="0" relativeHeight="251663360" behindDoc="0" locked="0" layoutInCell="1" allowOverlap="1" wp14:anchorId="47E5E6F4" wp14:editId="59DA0704">
-                <wp:simplePos x="0" y="0"/>
-                <wp:positionH relativeFrom="column">
-                  <wp:posOffset>-71120</wp:posOffset>
-                </wp:positionH>
-                <wp:positionV relativeFrom="paragraph">
-                  <wp:posOffset>-164465</wp:posOffset>
-                </wp:positionV>
-                <wp:extent cx="720000" cy="590400"/>
-                <wp:effectExtent l="0" t="0" r="4445" b="635"/>
-                <wp:wrapNone/>
-                <wp:docPr id="5" name="Image 5" descr="C:\Users\Xavier\Desktop\Cours_OK\png\logo_lycee.png"/>
-                <wp:cNvGraphicFramePr>
-                  <a:graphicFrameLocks xmlns:a="http://schemas.openxmlformats.org/drawingml/2006/main" noChangeAspect="1"/>
-                </wp:cNvGraphicFramePr>
-                <a:graphic xmlns:a="http://schemas.openxmlformats.org/drawingml/2006/main">
-                  <a:graphicData uri="http://schemas.openxmlformats.org/drawingml/2006/picture">
-                    <pic:pic xmlns:pic="http://schemas.openxmlformats.org/drawingml/2006/picture">
-                      <pic:nvPicPr>
-                        <pic:cNvPr id="0" name="Picture 1" descr="C:\Users\Xavier\Desktop\Cours_OK\png\logo_lycee.png"/>
-                        <pic:cNvPicPr>
-                          <a:picLocks noChangeAspect="1" noChangeArrowheads="1"/>
-                        </pic:cNvPicPr>
-                      </pic:nvPicPr>
-                      <pic:blipFill>
-                        <a:blip r:embed="rId1" cstate="print">
-                          <a:extLst>
-                            <a:ext uri="{28A0092B-C50C-407E-A947-70E740481C1C}">
-                              <a14:useLocalDpi xmlns:a14="http://schemas.microsoft.com/office/drawing/2010/main" val="0"/>
-                            </a:ext>
-                          </a:extLst>
-                        </a:blip>
-                        <a:srcRect/>
-                        <a:stretch>
-                          <a:fillRect/>
-                        </a:stretch>
-                      </pic:blipFill>
-                      <pic:spPr bwMode="auto">
-                        <a:xfrm>
-                          <a:off x="0" y="0"/>
-                          <a:ext cx="720000" cy="590400"/>
-                        </a:xfrm>
-                        <a:prstGeom prst="rect">
-                          <a:avLst/>
-                        </a:prstGeom>
-                        <a:noFill/>
-                        <a:ln>
-                          <a:noFill/>
-                        </a:ln>
-                      </pic:spPr>
-                    </pic:pic>
-                  </a:graphicData>
-                </a:graphic>
-                <wp14:sizeRelH relativeFrom="page">
-                  <wp14:pctWidth>0</wp14:pctWidth>
-                </wp14:sizeRelH>
-                <wp14:sizeRelV relativeFrom="page">
-                  <wp14:pctHeight>0</wp14:pctHeight>
-                </wp14:sizeRelV>
-              </wp:anchor>
-            </w:drawing>
-          </w:r>
-        </w:p>
-      </w:tc>
-      <w:tc>
-        <w:tcPr>
-          <w:tcW w:w="6946" w:type="dxa"/>
-          <w:tcBorders>
-            <w:bottom w:val="single" w:sz="4" w:space="0" w:color="auto"/>
-          </w:tcBorders>
-        </w:tcPr>
-        <w:p>
-          <w:pPr>
-            <w:pStyle w:val="En-tte"/>
-          </w:pPr>
-        </w:p>
-      </w:tc>
-      <w:tc>
-        <w:tcPr>
-          <w:tcW w:w="2126" w:type="dxa"/>
-          <w:vMerge w:val="restart"/>
-        </w:tcPr>
-        <w:p>
-          <w:pPr>
-            <w:pStyle w:val="En-tte"/>
-            <w:jc w:val="right"/>
-            <w:rPr>
-              <w:rFonts w:ascii="Tw Cen MT" w:hAnsi="Tw Cen MT"/>
-              <w:i/>
-              <w:sz w:val="18"/>
-            </w:rPr>
-          </w:pPr>
-          <w:r>
-            <w:rPr>
-              <w:rFonts w:ascii="Tw Cen MT" w:hAnsi="Tw Cen MT"/>
-              <w:i/>
-              <w:sz w:val="18"/>
-            </w:rPr>
-            <w:t>Sciences Industrielles de l’ingénieur</w:t>
-          </w:r>
-        </w:p>
-      </w:tc>
-    </w:tr>
-    <w:tr>
-      <w:tc>
-        <w:tcPr>
-          <w:tcW w:w="1242" w:type="dxa"/>
-        </w:tcPr>
-        <w:p>
-          <w:pPr>
-            <w:pStyle w:val="En-tte"/>
-          </w:pPr>
-        </w:p>
-      </w:tc>
-      <w:tc>
-        <w:tcPr>
-          <w:tcW w:w="6946" w:type="dxa"/>
-          <w:tcBorders>
-            <w:top w:val="single" w:sz="4" w:space="0" w:color="auto"/>
-          </w:tcBorders>
-        </w:tcPr>
-        <w:p>
-          <w:pPr>
-            <w:pStyle w:val="En-tte"/>
-          </w:pPr>
-        </w:p>
-      </w:tc>
-      <w:tc>
-        <w:tcPr>
-          <w:tcW w:w="2126" w:type="dxa"/>
-          <w:vMerge/>
-        </w:tcPr>
-        <w:p>
-          <w:pPr>
-            <w:pStyle w:val="En-tte"/>
-          </w:pPr>
-        </w:p>
-      </w:tc>
-    </w:tr>
-  </w:tbl>
-  <w:p>
-    <w:pPr>
-      <w:pStyle w:val="En-tte"/>
-    </w:pPr>
-  </w:p>
-</w:hdr>
-</file>
-
-<file path=word/header3.xml><?xml version="1.0" encoding="utf-8"?>
-<w:hdr xmlns:wpc="http://schemas.microsoft.com/office/word/2010/wordprocessingCanvas" xmlns:cx="http://schemas.microsoft.com/office/drawing/2014/chartex" xmlns:cx1="http://schemas.microsoft.com/office/drawing/2015/9/8/chartex" xmlns:cx2="http://schemas.microsoft.com/office/drawing/2015/10/21/chartex" xmlns:cx3="http://schemas.microsoft.com/office/drawing/2016/5/9/chartex" xmlns:cx4="http://schemas.microsoft.com/office/drawing/2016/5/10/chartex" xmlns:cx5="http://schemas.microsoft.com/office/drawing/2016/5/11/chartex" xmlns:cx6="http://schemas.microsoft.com/office/drawing/2016/5/12/chartex" xmlns:cx7="http://schemas.microsoft.com/office/drawing/2016/5/13/chartex" xmlns:cx8="http://schemas.microsoft.com/office/drawing/2016/5/14/chartex" xmlns:mc="http://schemas.openxmlformats.org/markup-compatibility/2006" xmlns:aink="http://schemas.microsoft.com/office/drawing/2016/ink" xmlns:am3d="http://schemas.microsoft.com/office/drawing/2017/model3d" xmlns:o="urn:schemas-microsoft-com:office:office" xmlns:oel="http://schemas.microsoft.com/office/2019/extlst" xmlns:r="http://schemas.openxmlformats.org/officeDocument/2006/relationships" xmlns:m="http://schemas.openxmlformats.org/officeDocument/2006/math" xmlns:v="urn:schemas-microsoft-com:vml" xmlns:wp14="http://schemas.microsoft.com/office/word/2010/wordprocessingDrawing" xmlns:wp="http://schemas.openxmlformats.org/drawingml/2006/wordprocessingDrawing" xmlns:w10="urn:schemas-microsoft-com:office:word" xmlns:w="http://schemas.openxmlformats.org/wordprocessingml/2006/main" xmlns:w14="http://schemas.microsoft.com/office/word/2010/wordml" xmlns:w15="http://schemas.microsoft.com/office/word/2012/wordml" xmlns:w16cex="http://schemas.microsoft.com/office/word/2018/wordml/cex" xmlns:w16cid="http://schemas.microsoft.com/office/word/2016/wordml/cid" xmlns:w16="http://schemas.microsoft.com/office/word/2018/wordml" xmlns:w16sdtdh="http://schemas.microsoft.com/office/word/2020/wordml/sdtdatahash" xmlns:w16se="http://schemas.microsoft.com/office/word/2015/wordml/symex" xmlns:wpg="http://schemas.microsoft.com/office/word/2010/wordprocessingGroup" xmlns:wpi="http://schemas.microsoft.com/office/word/2010/wordprocessingInk" xmlns:wne="http://schemas.microsoft.com/office/word/2006/wordml" xmlns:wps="http://schemas.microsoft.com/office/word/2010/wordprocessingShape" mc:Ignorable="w14 w15 w16se w16cid w16 w16cex w16sdtdh wp14">
-  <w:tbl>
-    <w:tblPr>
-      <w:tblStyle w:val="Grilledutableau"/>
-      <w:tblW w:w="0" w:type="auto"/>
-      <w:tblBorders>
-        <w:top w:val="none" w:sz="0" w:space="0" w:color="auto"/>
-        <w:left w:val="none" w:sz="0" w:space="0" w:color="auto"/>
-        <w:bottom w:val="none" w:sz="0" w:space="0" w:color="auto"/>
-        <w:right w:val="none" w:sz="0" w:space="0" w:color="auto"/>
-        <w:insideH w:val="none" w:sz="0" w:space="0" w:color="auto"/>
-        <w:insideV w:val="none" w:sz="0" w:space="0" w:color="auto"/>
-      </w:tblBorders>
-      <w:tblLook w:val="04A0" w:firstRow="1" w:lastRow="0" w:firstColumn="1" w:lastColumn="0" w:noHBand="0" w:noVBand="1"/>
-    </w:tblPr>
-    <w:tblGrid>
-      <w:gridCol w:w="1230"/>
-      <w:gridCol w:w="6862"/>
-      <w:gridCol w:w="2112"/>
-    </w:tblGrid>
-    <w:tr>
-      <w:tc>
-        <w:tcPr>
-          <w:tcW w:w="1242" w:type="dxa"/>
-        </w:tcPr>
-        <w:p>
-          <w:pPr>
-            <w:pStyle w:val="En-tte"/>
-          </w:pPr>
-          <w:r>
-            <w:rPr>
-              <w:rFonts w:ascii="Tw Cen MT" w:hAnsi="Tw Cen MT"/>
-              <w:b/>
-              <w:smallCaps/>
-              <w:noProof/>
-              <w:color w:val="1F4E79" w:themeColor="accent5" w:themeShade="80"/>
-              <w:sz w:val="32"/>
-              <w:lang w:eastAsia="fr-FR"/>
-            </w:rPr>
-            <w:drawing>
-              <wp:anchor distT="0" distB="0" distL="114300" distR="114300" simplePos="0" relativeHeight="251664384" behindDoc="0" locked="0" layoutInCell="1" allowOverlap="1" wp14:anchorId="1C4BFF45" wp14:editId="2A8CB33D">
-                <wp:simplePos x="0" y="0"/>
-                <wp:positionH relativeFrom="column">
-                  <wp:posOffset>-71120</wp:posOffset>
-                </wp:positionH>
-                <wp:positionV relativeFrom="paragraph">
-                  <wp:posOffset>-164465</wp:posOffset>
-                </wp:positionV>
-                <wp:extent cx="720000" cy="590400"/>
-                <wp:effectExtent l="0" t="0" r="4445" b="635"/>
-                <wp:wrapNone/>
-                <wp:docPr id="6" name="Image 6" descr="C:\Users\Xavier\Desktop\Cours_OK\png\logo_lycee.png"/>
-                <wp:cNvGraphicFramePr>
-                  <a:graphicFrameLocks xmlns:a="http://schemas.openxmlformats.org/drawingml/2006/main" noChangeAspect="1"/>
-                </wp:cNvGraphicFramePr>
-                <a:graphic xmlns:a="http://schemas.openxmlformats.org/drawingml/2006/main">
-                  <a:graphicData uri="http://schemas.openxmlformats.org/drawingml/2006/picture">
-                    <pic:pic xmlns:pic="http://schemas.openxmlformats.org/drawingml/2006/picture">
-                      <pic:nvPicPr>
-                        <pic:cNvPr id="0" name="Picture 1" descr="C:\Users\Xavier\Desktop\Cours_OK\png\logo_lycee.png"/>
-                        <pic:cNvPicPr>
-                          <a:picLocks noChangeAspect="1" noChangeArrowheads="1"/>
-                        </pic:cNvPicPr>
-                      </pic:nvPicPr>
-                      <pic:blipFill>
-                        <a:blip r:embed="rId1" cstate="print">
-                          <a:extLst>
-                            <a:ext uri="{28A0092B-C50C-407E-A947-70E740481C1C}">
-                              <a14:useLocalDpi xmlns:a14="http://schemas.microsoft.com/office/drawing/2010/main" val="0"/>
-                            </a:ext>
-                          </a:extLst>
-                        </a:blip>
-                        <a:srcRect/>
-                        <a:stretch>
-                          <a:fillRect/>
-                        </a:stretch>
-                      </pic:blipFill>
-                      <pic:spPr bwMode="auto">
-                        <a:xfrm>
-                          <a:off x="0" y="0"/>
-                          <a:ext cx="720000" cy="590400"/>
-                        </a:xfrm>
-                        <a:prstGeom prst="rect">
-                          <a:avLst/>
-                        </a:prstGeom>
-                        <a:noFill/>
-                        <a:ln>
-                          <a:noFill/>
-                        </a:ln>
-                      </pic:spPr>
-                    </pic:pic>
-                  </a:graphicData>
-                </a:graphic>
-                <wp14:sizeRelH relativeFrom="page">
-                  <wp14:pctWidth>0</wp14:pctWidth>
-                </wp14:sizeRelH>
-                <wp14:sizeRelV relativeFrom="page">
-                  <wp14:pctHeight>0</wp14:pctHeight>
-                </wp14:sizeRelV>
-              </wp:anchor>
-            </w:drawing>
-          </w:r>
-        </w:p>
-      </w:tc>
-      <w:tc>
-        <w:tcPr>
-          <w:tcW w:w="6946" w:type="dxa"/>
-          <w:tcBorders>
-            <w:bottom w:val="single" w:sz="4" w:space="0" w:color="auto"/>
-          </w:tcBorders>
-        </w:tcPr>
-        <w:p>
-          <w:pPr>
-            <w:pStyle w:val="En-tte"/>
-          </w:pPr>
-        </w:p>
-      </w:tc>
-      <w:tc>
-        <w:tcPr>
-          <w:tcW w:w="2126" w:type="dxa"/>
-          <w:vMerge w:val="restart"/>
-        </w:tcPr>
-        <w:p>
-          <w:pPr>
-            <w:pStyle w:val="En-tte"/>
-            <w:jc w:val="right"/>
-            <w:rPr>
-              <w:rFonts w:ascii="Tw Cen MT" w:hAnsi="Tw Cen MT"/>
-              <w:i/>
-              <w:sz w:val="18"/>
-            </w:rPr>
-          </w:pPr>
-          <w:r>
-            <w:rPr>
-              <w:rFonts w:ascii="Tw Cen MT" w:hAnsi="Tw Cen MT"/>
-              <w:i/>
-              <w:sz w:val="18"/>
-            </w:rPr>
-            <w:t>Sciences Industrielles de l’ingénieur</w:t>
-          </w:r>
-        </w:p>
-      </w:tc>
-    </w:tr>
-    <w:tr>
-      <w:tc>
-        <w:tcPr>
-          <w:tcW w:w="1242" w:type="dxa"/>
-        </w:tcPr>
-        <w:p>
-          <w:pPr>
-            <w:pStyle w:val="En-tte"/>
-          </w:pPr>
-        </w:p>
-      </w:tc>
-      <w:tc>
-        <w:tcPr>
-          <w:tcW w:w="6946" w:type="dxa"/>
-          <w:tcBorders>
-            <w:top w:val="single" w:sz="4" w:space="0" w:color="auto"/>
-          </w:tcBorders>
-        </w:tcPr>
-        <w:p>
-          <w:pPr>
-            <w:pStyle w:val="En-tte"/>
-          </w:pPr>
-        </w:p>
-      </w:tc>
-      <w:tc>
-        <w:tcPr>
-          <w:tcW w:w="2126" w:type="dxa"/>
-          <w:vMerge/>
-        </w:tcPr>
-        <w:p>
-          <w:pPr>
-            <w:pStyle w:val="En-tte"/>
-          </w:pPr>
-        </w:p>
-      </w:tc>
-    </w:tr>
-  </w:tbl>
-  <w:p>
-    <w:pPr>
-      <w:pStyle w:val="En-tte"/>
-    </w:pPr>
-  </w:p>
-</w:hdr>
-</file>
-
-<file path=word/header4.xml><?xml version="1.0" encoding="utf-8"?>
-<w:hdr xmlns:wpc="http://schemas.microsoft.com/office/word/2010/wordprocessingCanvas" xmlns:cx="http://schemas.microsoft.com/office/drawing/2014/chartex" xmlns:cx1="http://schemas.microsoft.com/office/drawing/2015/9/8/chartex" xmlns:cx2="http://schemas.microsoft.com/office/drawing/2015/10/21/chartex" xmlns:cx3="http://schemas.microsoft.com/office/drawing/2016/5/9/chartex" xmlns:cx4="http://schemas.microsoft.com/office/drawing/2016/5/10/chartex" xmlns:cx5="http://schemas.microsoft.com/office/drawing/2016/5/11/chartex" xmlns:cx6="http://schemas.microsoft.com/office/drawing/2016/5/12/chartex" xmlns:cx7="http://schemas.microsoft.com/office/drawing/2016/5/13/chartex" xmlns:cx8="http://schemas.microsoft.com/office/drawing/2016/5/14/chartex" xmlns:mc="http://schemas.openxmlformats.org/markup-compatibility/2006" xmlns:aink="http://schemas.microsoft.com/office/drawing/2016/ink" xmlns:am3d="http://schemas.microsoft.com/office/drawing/2017/model3d" xmlns:o="urn:schemas-microsoft-com:office:office" xmlns:oel="http://schemas.microsoft.com/office/2019/extlst" xmlns:r="http://schemas.openxmlformats.org/officeDocument/2006/relationships" xmlns:m="http://schemas.openxmlformats.org/officeDocument/2006/math" xmlns:v="urn:schemas-microsoft-com:vml" xmlns:wp14="http://schemas.microsoft.com/office/word/2010/wordprocessingDrawing" xmlns:wp="http://schemas.openxmlformats.org/drawingml/2006/wordprocessingDrawing" xmlns:w10="urn:schemas-microsoft-com:office:word" xmlns:w="http://schemas.openxmlformats.org/wordprocessingml/2006/main" xmlns:w14="http://schemas.microsoft.com/office/word/2010/wordml" xmlns:w15="http://schemas.microsoft.com/office/word/2012/wordml" xmlns:w16cex="http://schemas.microsoft.com/office/word/2018/wordml/cex" xmlns:w16cid="http://schemas.microsoft.com/office/word/2016/wordml/cid" xmlns:w16="http://schemas.microsoft.com/office/word/2018/wordml" xmlns:w16sdtdh="http://schemas.microsoft.com/office/word/2020/wordml/sdtdatahash" xmlns:w16se="http://schemas.microsoft.com/office/word/2015/wordml/symex" xmlns:wpg="http://schemas.microsoft.com/office/word/2010/wordprocessingGroup" xmlns:wpi="http://schemas.microsoft.com/office/word/2010/wordprocessingInk" xmlns:wne="http://schemas.microsoft.com/office/word/2006/wordml" xmlns:wps="http://schemas.microsoft.com/office/word/2010/wordprocessingShape" mc:Ignorable="w14 w15 w16se w16cid w16 w16cex w16sdtdh wp14">
-  <w:p>
-    <w:pPr>
-      <w:pStyle w:val="En-tte"/>
-    </w:pPr>
-  </w:p>
-</w:hdr>
-</file>
-
-<file path=word/header5.xml><?xml version="1.0" encoding="utf-8"?>
-<w:hdr xmlns:wpc="http://schemas.microsoft.com/office/word/2010/wordprocessingCanvas" xmlns:cx="http://schemas.microsoft.com/office/drawing/2014/chartex" xmlns:cx1="http://schemas.microsoft.com/office/drawing/2015/9/8/chartex" xmlns:cx2="http://schemas.microsoft.com/office/drawing/2015/10/21/chartex" xmlns:cx3="http://schemas.microsoft.com/office/drawing/2016/5/9/chartex" xmlns:cx4="http://schemas.microsoft.com/office/drawing/2016/5/10/chartex" xmlns:cx5="http://schemas.microsoft.com/office/drawing/2016/5/11/chartex" xmlns:cx6="http://schemas.microsoft.com/office/drawing/2016/5/12/chartex" xmlns:cx7="http://schemas.microsoft.com/office/drawing/2016/5/13/chartex" xmlns:cx8="http://schemas.microsoft.com/office/drawing/2016/5/14/chartex" xmlns:mc="http://schemas.openxmlformats.org/markup-compatibility/2006" xmlns:aink="http://schemas.microsoft.com/office/drawing/2016/ink" xmlns:am3d="http://schemas.microsoft.com/office/drawing/2017/model3d" xmlns:o="urn:schemas-microsoft-com:office:office" xmlns:oel="http://schemas.microsoft.com/office/2019/extlst" xmlns:r="http://schemas.openxmlformats.org/officeDocument/2006/relationships" xmlns:m="http://schemas.openxmlformats.org/officeDocument/2006/math" xmlns:v="urn:schemas-microsoft-com:vml" xmlns:wp14="http://schemas.microsoft.com/office/word/2010/wordprocessingDrawing" xmlns:wp="http://schemas.openxmlformats.org/drawingml/2006/wordprocessingDrawing" xmlns:w10="urn:schemas-microsoft-com:office:word" xmlns:w="http://schemas.openxmlformats.org/wordprocessingml/2006/main" xmlns:w14="http://schemas.microsoft.com/office/word/2010/wordml" xmlns:w15="http://schemas.microsoft.com/office/word/2012/wordml" xmlns:w16cex="http://schemas.microsoft.com/office/word/2018/wordml/cex" xmlns:w16cid="http://schemas.microsoft.com/office/word/2016/wordml/cid" xmlns:w16="http://schemas.microsoft.com/office/word/2018/wordml" xmlns:w16sdtdh="http://schemas.microsoft.com/office/word/2020/wordml/sdtdatahash" xmlns:w16se="http://schemas.microsoft.com/office/word/2015/wordml/symex" xmlns:wpg="http://schemas.microsoft.com/office/word/2010/wordprocessingGroup" xmlns:wpi="http://schemas.microsoft.com/office/word/2010/wordprocessingInk" xmlns:wne="http://schemas.microsoft.com/office/word/2006/wordml" xmlns:wps="http://schemas.microsoft.com/office/word/2010/wordprocessingShape" mc:Ignorable="w14 w15 w16se w16cid w16 w16cex w16sdtdh wp14">
+<w:hdr xmlns:wpc="http://schemas.microsoft.com/office/word/2010/wordprocessingCanvas" xmlns:cx="http://schemas.microsoft.com/office/drawing/2014/chartex" xmlns:cx1="http://schemas.microsoft.com/office/drawing/2015/9/8/chartex" xmlns:cx2="http://schemas.microsoft.com/office/drawing/2015/10/21/chartex" xmlns:cx3="http://schemas.microsoft.com/office/drawing/2016/5/9/chartex" xmlns:cx4="http://schemas.microsoft.com/office/drawing/2016/5/10/chartex" xmlns:cx5="http://schemas.microsoft.com/office/drawing/2016/5/11/chartex" xmlns:cx6="http://schemas.microsoft.com/office/drawing/2016/5/12/chartex" xmlns:cx7="http://schemas.microsoft.com/office/drawing/2016/5/13/chartex" xmlns:cx8="http://schemas.microsoft.com/office/drawing/2016/5/14/chartex" xmlns:mc="http://schemas.openxmlformats.org/markup-compatibility/2006" xmlns:aink="http://schemas.microsoft.com/office/drawing/2016/ink" xmlns:am3d="http://schemas.microsoft.com/office/drawing/2017/model3d" xmlns:o="urn:schemas-microsoft-com:office:office" xmlns:oel="http://schemas.microsoft.com/office/2019/extlst" xmlns:r="http://schemas.openxmlformats.org/officeDocument/2006/relationships" xmlns:m="http://schemas.openxmlformats.org/officeDocument/2006/math" xmlns:v="urn:schemas-microsoft-com:vml" xmlns:wp14="http://schemas.microsoft.com/office/word/2010/wordprocessingDrawing" xmlns:wp="http://schemas.openxmlformats.org/drawingml/2006/wordprocessingDrawing" xmlns:w10="urn:schemas-microsoft-com:office:word" xmlns:w="http://schemas.openxmlformats.org/wordprocessingml/2006/main" xmlns:w14="http://schemas.microsoft.com/office/word/2010/wordml" xmlns:w15="http://schemas.microsoft.com/office/word/2012/wordml" xmlns:w16cex="http://schemas.microsoft.com/office/word/2018/wordml/cex" xmlns:w16cid="http://schemas.microsoft.com/office/word/2016/wordml/cid" xmlns:w16="http://schemas.microsoft.com/office/word/2018/wordml" xmlns:w16du="http://schemas.microsoft.com/office/word/2023/wordml/word16du" xmlns:w16sdtdh="http://schemas.microsoft.com/office/word/2020/wordml/sdtdatahash" xmlns:w16sdtfl="http://schemas.microsoft.com/office/word/2024/wordml/sdtformatlock" xmlns:w16se="http://schemas.microsoft.com/office/word/2015/wordml/symex" xmlns:wpg="http://schemas.microsoft.com/office/word/2010/wordprocessingGroup" xmlns:wpi="http://schemas.microsoft.com/office/word/2010/wordprocessingInk" xmlns:wne="http://schemas.microsoft.com/office/word/2006/wordml" xmlns:wps="http://schemas.microsoft.com/office/word/2010/wordprocessingShape" mc:Ignorable="w14 w15 w16se w16cid w16 w16cex w16sdtdh w16sdtfl w16du wp14">
   <w:tbl>
     <w:tblPr>
       <w:tblStyle w:val="Grilledutableau"/>
@@ -2168,8 +1405,8 @@
 </w:hdr>
 </file>
 
-<file path=word/header6.xml><?xml version="1.0" encoding="utf-8"?>
-<w:hdr xmlns:wpc="http://schemas.microsoft.com/office/word/2010/wordprocessingCanvas" xmlns:cx="http://schemas.microsoft.com/office/drawing/2014/chartex" xmlns:cx1="http://schemas.microsoft.com/office/drawing/2015/9/8/chartex" xmlns:cx2="http://schemas.microsoft.com/office/drawing/2015/10/21/chartex" xmlns:cx3="http://schemas.microsoft.com/office/drawing/2016/5/9/chartex" xmlns:cx4="http://schemas.microsoft.com/office/drawing/2016/5/10/chartex" xmlns:cx5="http://schemas.microsoft.com/office/drawing/2016/5/11/chartex" xmlns:cx6="http://schemas.microsoft.com/office/drawing/2016/5/12/chartex" xmlns:cx7="http://schemas.microsoft.com/office/drawing/2016/5/13/chartex" xmlns:cx8="http://schemas.microsoft.com/office/drawing/2016/5/14/chartex" xmlns:mc="http://schemas.openxmlformats.org/markup-compatibility/2006" xmlns:aink="http://schemas.microsoft.com/office/drawing/2016/ink" xmlns:am3d="http://schemas.microsoft.com/office/drawing/2017/model3d" xmlns:o="urn:schemas-microsoft-com:office:office" xmlns:oel="http://schemas.microsoft.com/office/2019/extlst" xmlns:r="http://schemas.openxmlformats.org/officeDocument/2006/relationships" xmlns:m="http://schemas.openxmlformats.org/officeDocument/2006/math" xmlns:v="urn:schemas-microsoft-com:vml" xmlns:wp14="http://schemas.microsoft.com/office/word/2010/wordprocessingDrawing" xmlns:wp="http://schemas.openxmlformats.org/drawingml/2006/wordprocessingDrawing" xmlns:w10="urn:schemas-microsoft-com:office:word" xmlns:w="http://schemas.openxmlformats.org/wordprocessingml/2006/main" xmlns:w14="http://schemas.microsoft.com/office/word/2010/wordml" xmlns:w15="http://schemas.microsoft.com/office/word/2012/wordml" xmlns:w16cex="http://schemas.microsoft.com/office/word/2018/wordml/cex" xmlns:w16cid="http://schemas.microsoft.com/office/word/2016/wordml/cid" xmlns:w16="http://schemas.microsoft.com/office/word/2018/wordml" xmlns:w16sdtdh="http://schemas.microsoft.com/office/word/2020/wordml/sdtdatahash" xmlns:w16se="http://schemas.microsoft.com/office/word/2015/wordml/symex" xmlns:wpg="http://schemas.microsoft.com/office/word/2010/wordprocessingGroup" xmlns:wpi="http://schemas.microsoft.com/office/word/2010/wordprocessingInk" xmlns:wne="http://schemas.microsoft.com/office/word/2006/wordml" xmlns:wps="http://schemas.microsoft.com/office/word/2010/wordprocessingShape" mc:Ignorable="w14 w15 w16se w16cid w16 w16cex w16sdtdh wp14">
+<file path=word/header3.xml><?xml version="1.0" encoding="utf-8"?>
+<w:hdr xmlns:wpc="http://schemas.microsoft.com/office/word/2010/wordprocessingCanvas" xmlns:cx="http://schemas.microsoft.com/office/drawing/2014/chartex" xmlns:cx1="http://schemas.microsoft.com/office/drawing/2015/9/8/chartex" xmlns:cx2="http://schemas.microsoft.com/office/drawing/2015/10/21/chartex" xmlns:cx3="http://schemas.microsoft.com/office/drawing/2016/5/9/chartex" xmlns:cx4="http://schemas.microsoft.com/office/drawing/2016/5/10/chartex" xmlns:cx5="http://schemas.microsoft.com/office/drawing/2016/5/11/chartex" xmlns:cx6="http://schemas.microsoft.com/office/drawing/2016/5/12/chartex" xmlns:cx7="http://schemas.microsoft.com/office/drawing/2016/5/13/chartex" xmlns:cx8="http://schemas.microsoft.com/office/drawing/2016/5/14/chartex" xmlns:mc="http://schemas.openxmlformats.org/markup-compatibility/2006" xmlns:aink="http://schemas.microsoft.com/office/drawing/2016/ink" xmlns:am3d="http://schemas.microsoft.com/office/drawing/2017/model3d" xmlns:o="urn:schemas-microsoft-com:office:office" xmlns:oel="http://schemas.microsoft.com/office/2019/extlst" xmlns:r="http://schemas.openxmlformats.org/officeDocument/2006/relationships" xmlns:m="http://schemas.openxmlformats.org/officeDocument/2006/math" xmlns:v="urn:schemas-microsoft-com:vml" xmlns:wp14="http://schemas.microsoft.com/office/word/2010/wordprocessingDrawing" xmlns:wp="http://schemas.openxmlformats.org/drawingml/2006/wordprocessingDrawing" xmlns:w10="urn:schemas-microsoft-com:office:word" xmlns:w="http://schemas.openxmlformats.org/wordprocessingml/2006/main" xmlns:w14="http://schemas.microsoft.com/office/word/2010/wordml" xmlns:w15="http://schemas.microsoft.com/office/word/2012/wordml" xmlns:w16cex="http://schemas.microsoft.com/office/word/2018/wordml/cex" xmlns:w16cid="http://schemas.microsoft.com/office/word/2016/wordml/cid" xmlns:w16="http://schemas.microsoft.com/office/word/2018/wordml" xmlns:w16du="http://schemas.microsoft.com/office/word/2023/wordml/word16du" xmlns:w16sdtdh="http://schemas.microsoft.com/office/word/2020/wordml/sdtdatahash" xmlns:w16sdtfl="http://schemas.microsoft.com/office/word/2024/wordml/sdtformatlock" xmlns:w16se="http://schemas.microsoft.com/office/word/2015/wordml/symex" xmlns:wpg="http://schemas.microsoft.com/office/word/2010/wordprocessingGroup" xmlns:wpi="http://schemas.microsoft.com/office/word/2010/wordprocessingInk" xmlns:wne="http://schemas.microsoft.com/office/word/2006/wordml" xmlns:wps="http://schemas.microsoft.com/office/word/2010/wordprocessingShape" mc:Ignorable="w14 w15 w16se w16cid w16 w16cex w16sdtdh w16sdtfl w16du wp14">
   <w:tbl>
     <w:tblPr>
       <w:tblStyle w:val="Grilledutableau"/>
@@ -2358,7 +1595,7 @@
 </file>
 
 <file path=word/numbering.xml><?xml version="1.0" encoding="utf-8"?>
-<w:numbering xmlns:wpc="http://schemas.microsoft.com/office/word/2010/wordprocessingCanvas" xmlns:cx="http://schemas.microsoft.com/office/drawing/2014/chartex" xmlns:cx1="http://schemas.microsoft.com/office/drawing/2015/9/8/chartex" xmlns:cx2="http://schemas.microsoft.com/office/drawing/2015/10/21/chartex" xmlns:cx3="http://schemas.microsoft.com/office/drawing/2016/5/9/chartex" xmlns:cx4="http://schemas.microsoft.com/office/drawing/2016/5/10/chartex" xmlns:cx5="http://schemas.microsoft.com/office/drawing/2016/5/11/chartex" xmlns:cx6="http://schemas.microsoft.com/office/drawing/2016/5/12/chartex" xmlns:cx7="http://schemas.microsoft.com/office/drawing/2016/5/13/chartex" xmlns:cx8="http://schemas.microsoft.com/office/drawing/2016/5/14/chartex" xmlns:mc="http://schemas.openxmlformats.org/markup-compatibility/2006" xmlns:aink="http://schemas.microsoft.com/office/drawing/2016/ink" xmlns:am3d="http://schemas.microsoft.com/office/drawing/2017/model3d" xmlns:o="urn:schemas-microsoft-com:office:office" xmlns:oel="http://schemas.microsoft.com/office/2019/extlst" xmlns:r="http://schemas.openxmlformats.org/officeDocument/2006/relationships" xmlns:m="http://schemas.openxmlformats.org/officeDocument/2006/math" xmlns:v="urn:schemas-microsoft-com:vml" xmlns:wp14="http://schemas.microsoft.com/office/word/2010/wordprocessingDrawing" xmlns:wp="http://schemas.openxmlformats.org/drawingml/2006/wordprocessingDrawing" xmlns:w10="urn:schemas-microsoft-com:office:word" xmlns:w="http://schemas.openxmlformats.org/wordprocessingml/2006/main" xmlns:w14="http://schemas.microsoft.com/office/word/2010/wordml" xmlns:w15="http://schemas.microsoft.com/office/word/2012/wordml" xmlns:w16cex="http://schemas.microsoft.com/office/word/2018/wordml/cex" xmlns:w16cid="http://schemas.microsoft.com/office/word/2016/wordml/cid" xmlns:w16="http://schemas.microsoft.com/office/word/2018/wordml" xmlns:w16sdtdh="http://schemas.microsoft.com/office/word/2020/wordml/sdtdatahash" xmlns:w16se="http://schemas.microsoft.com/office/word/2015/wordml/symex" xmlns:wpg="http://schemas.microsoft.com/office/word/2010/wordprocessingGroup" xmlns:wpi="http://schemas.microsoft.com/office/word/2010/wordprocessingInk" xmlns:wne="http://schemas.microsoft.com/office/word/2006/wordml" xmlns:wps="http://schemas.microsoft.com/office/word/2010/wordprocessingShape" mc:Ignorable="w14 w15 w16se w16cid w16 w16cex w16sdtdh wp14">
+<w:numbering xmlns:wpc="http://schemas.microsoft.com/office/word/2010/wordprocessingCanvas" xmlns:cx="http://schemas.microsoft.com/office/drawing/2014/chartex" xmlns:cx1="http://schemas.microsoft.com/office/drawing/2015/9/8/chartex" xmlns:cx2="http://schemas.microsoft.com/office/drawing/2015/10/21/chartex" xmlns:cx3="http://schemas.microsoft.com/office/drawing/2016/5/9/chartex" xmlns:cx4="http://schemas.microsoft.com/office/drawing/2016/5/10/chartex" xmlns:cx5="http://schemas.microsoft.com/office/drawing/2016/5/11/chartex" xmlns:cx6="http://schemas.microsoft.com/office/drawing/2016/5/12/chartex" xmlns:cx7="http://schemas.microsoft.com/office/drawing/2016/5/13/chartex" xmlns:cx8="http://schemas.microsoft.com/office/drawing/2016/5/14/chartex" xmlns:mc="http://schemas.openxmlformats.org/markup-compatibility/2006" xmlns:aink="http://schemas.microsoft.com/office/drawing/2016/ink" xmlns:am3d="http://schemas.microsoft.com/office/drawing/2017/model3d" xmlns:o="urn:schemas-microsoft-com:office:office" xmlns:oel="http://schemas.microsoft.com/office/2019/extlst" xmlns:r="http://schemas.openxmlformats.org/officeDocument/2006/relationships" xmlns:m="http://schemas.openxmlformats.org/officeDocument/2006/math" xmlns:v="urn:schemas-microsoft-com:vml" xmlns:wp14="http://schemas.microsoft.com/office/word/2010/wordprocessingDrawing" xmlns:wp="http://schemas.openxmlformats.org/drawingml/2006/wordprocessingDrawing" xmlns:w10="urn:schemas-microsoft-com:office:word" xmlns:w="http://schemas.openxmlformats.org/wordprocessingml/2006/main" xmlns:w14="http://schemas.microsoft.com/office/word/2010/wordml" xmlns:w15="http://schemas.microsoft.com/office/word/2012/wordml" xmlns:w16cex="http://schemas.microsoft.com/office/word/2018/wordml/cex" xmlns:w16cid="http://schemas.microsoft.com/office/word/2016/wordml/cid" xmlns:w16="http://schemas.microsoft.com/office/word/2018/wordml" xmlns:w16du="http://schemas.microsoft.com/office/word/2023/wordml/word16du" xmlns:w16sdtdh="http://schemas.microsoft.com/office/word/2020/wordml/sdtdatahash" xmlns:w16sdtfl="http://schemas.microsoft.com/office/word/2024/wordml/sdtformatlock" xmlns:w16se="http://schemas.microsoft.com/office/word/2015/wordml/symex" xmlns:wpg="http://schemas.microsoft.com/office/word/2010/wordprocessingGroup" xmlns:wpi="http://schemas.microsoft.com/office/word/2010/wordprocessingInk" xmlns:wne="http://schemas.microsoft.com/office/word/2006/wordml" xmlns:wps="http://schemas.microsoft.com/office/word/2010/wordprocessingShape" mc:Ignorable="w14 w15 w16se w16cid w16 w16cex w16sdtdh w16sdtfl w16du wp14">
   <w:abstractNum w:abstractNumId="0" w15:restartNumberingAfterBreak="0">
     <w:nsid w:val="003C303B"/>
     <w:multiLevelType w:val="hybridMultilevel"/>
@@ -3737,7 +2974,7 @@
 </file>
 
 <file path=word/styles.xml><?xml version="1.0" encoding="utf-8"?>
-<w:styles xmlns:mc="http://schemas.openxmlformats.org/markup-compatibility/2006" xmlns:r="http://schemas.openxmlformats.org/officeDocument/2006/relationships" xmlns:w="http://schemas.openxmlformats.org/wordprocessingml/2006/main" xmlns:w14="http://schemas.microsoft.com/office/word/2010/wordml" xmlns:w15="http://schemas.microsoft.com/office/word/2012/wordml" xmlns:w16cex="http://schemas.microsoft.com/office/word/2018/wordml/cex" xmlns:w16cid="http://schemas.microsoft.com/office/word/2016/wordml/cid" xmlns:w16="http://schemas.microsoft.com/office/word/2018/wordml" xmlns:w16sdtdh="http://schemas.microsoft.com/office/word/2020/wordml/sdtdatahash" xmlns:w16se="http://schemas.microsoft.com/office/word/2015/wordml/symex" mc:Ignorable="w14 w15 w16se w16cid w16 w16cex w16sdtdh">
+<w:styles xmlns:mc="http://schemas.openxmlformats.org/markup-compatibility/2006" xmlns:r="http://schemas.openxmlformats.org/officeDocument/2006/relationships" xmlns:w="http://schemas.openxmlformats.org/wordprocessingml/2006/main" xmlns:w14="http://schemas.microsoft.com/office/word/2010/wordml" xmlns:w15="http://schemas.microsoft.com/office/word/2012/wordml" xmlns:w16cex="http://schemas.microsoft.com/office/word/2018/wordml/cex" xmlns:w16cid="http://schemas.microsoft.com/office/word/2016/wordml/cid" xmlns:w16="http://schemas.microsoft.com/office/word/2018/wordml" xmlns:w16du="http://schemas.microsoft.com/office/word/2023/wordml/word16du" xmlns:w16sdtdh="http://schemas.microsoft.com/office/word/2020/wordml/sdtdatahash" xmlns:w16sdtfl="http://schemas.microsoft.com/office/word/2024/wordml/sdtformatlock" xmlns:w16se="http://schemas.microsoft.com/office/word/2015/wordml/symex" mc:Ignorable="w14 w15 w16se w16cid w16 w16cex w16sdtdh w16sdtfl w16du">
   <w:docDefaults>
     <w:rPrDefault>
       <w:rPr>

--- a/01_MiseEnService/02_BrasBeta_01_MiseEnService.docx
+++ b/01_MiseEnService/02_BrasBeta_01_MiseEnService.docx
@@ -5,7 +5,6 @@
     <w:p>
       <w:pPr>
         <w:pStyle w:val="Titre"/>
-        <w:ind w:firstLine="708"/>
       </w:pPr>
       <w:r>
         <w:t>Mise en service du Bras Beta</w:t>
